--- a/Практическая работа №3.docx
+++ b/Практическая работа №3.docx
@@ -309,13 +309,41 @@
           <w:szCs w:val="28"/>
         </w:rPr>
       </w:pPr>
-      <w:r>
-        <w:rPr>
-          <w:rFonts w:cs="Times New Roman"/>
-          <w:sz w:val="28"/>
-          <w:szCs w:val="28"/>
-        </w:rPr>
-        <w:t>примитивные типы и String</w:t>
+      <w:proofErr w:type="spellStart"/>
+      <w:r>
+        <w:rPr>
+          <w:rFonts w:cs="Times New Roman"/>
+          <w:sz w:val="28"/>
+          <w:szCs w:val="28"/>
+        </w:rPr>
+        <w:t>примитивные</w:t>
+      </w:r>
+      <w:proofErr w:type="spellEnd"/>
+      <w:r>
+        <w:rPr>
+          <w:rFonts w:cs="Times New Roman"/>
+          <w:sz w:val="28"/>
+          <w:szCs w:val="28"/>
+        </w:rPr>
+        <w:t xml:space="preserve"> </w:t>
+      </w:r>
+      <w:proofErr w:type="spellStart"/>
+      <w:r>
+        <w:rPr>
+          <w:rFonts w:cs="Times New Roman"/>
+          <w:sz w:val="28"/>
+          <w:szCs w:val="28"/>
+        </w:rPr>
+        <w:t>типы</w:t>
+      </w:r>
+      <w:proofErr w:type="spellEnd"/>
+      <w:r>
+        <w:rPr>
+          <w:rFonts w:cs="Times New Roman"/>
+          <w:sz w:val="28"/>
+          <w:szCs w:val="28"/>
+        </w:rPr>
+        <w:t xml:space="preserve"> и String</w:t>
       </w:r>
     </w:p>
     <w:p>
@@ -334,14 +362,52 @@
           <w:szCs w:val="28"/>
         </w:rPr>
       </w:pPr>
-      <w:r>
-        <w:rPr>
-          <w:rFonts w:cs="Times New Roman"/>
-          <w:sz w:val="28"/>
-          <w:szCs w:val="28"/>
-        </w:rPr>
-        <w:t>объявление переменных и констант</w:t>
-      </w:r>
+      <w:proofErr w:type="spellStart"/>
+      <w:r>
+        <w:rPr>
+          <w:rFonts w:cs="Times New Roman"/>
+          <w:sz w:val="28"/>
+          <w:szCs w:val="28"/>
+        </w:rPr>
+        <w:t>объявление</w:t>
+      </w:r>
+      <w:proofErr w:type="spellEnd"/>
+      <w:r>
+        <w:rPr>
+          <w:rFonts w:cs="Times New Roman"/>
+          <w:sz w:val="28"/>
+          <w:szCs w:val="28"/>
+        </w:rPr>
+        <w:t xml:space="preserve"> </w:t>
+      </w:r>
+      <w:proofErr w:type="spellStart"/>
+      <w:r>
+        <w:rPr>
+          <w:rFonts w:cs="Times New Roman"/>
+          <w:sz w:val="28"/>
+          <w:szCs w:val="28"/>
+        </w:rPr>
+        <w:t>переменных</w:t>
+      </w:r>
+      <w:proofErr w:type="spellEnd"/>
+      <w:r>
+        <w:rPr>
+          <w:rFonts w:cs="Times New Roman"/>
+          <w:sz w:val="28"/>
+          <w:szCs w:val="28"/>
+        </w:rPr>
+        <w:t xml:space="preserve"> и </w:t>
+      </w:r>
+      <w:proofErr w:type="spellStart"/>
+      <w:r>
+        <w:rPr>
+          <w:rFonts w:cs="Times New Roman"/>
+          <w:sz w:val="28"/>
+          <w:szCs w:val="28"/>
+        </w:rPr>
+        <w:t>констант</w:t>
+      </w:r>
+      <w:proofErr w:type="spellEnd"/>
     </w:p>
     <w:p>
       <w:pPr>
@@ -359,14 +425,70 @@
           <w:szCs w:val="28"/>
         </w:rPr>
       </w:pPr>
-      <w:r>
-        <w:rPr>
-          <w:rFonts w:cs="Times New Roman"/>
-          <w:sz w:val="28"/>
-          <w:szCs w:val="28"/>
-        </w:rPr>
-        <w:t>арифметические операции и порядок вычислений</w:t>
-      </w:r>
+      <w:proofErr w:type="spellStart"/>
+      <w:r>
+        <w:rPr>
+          <w:rFonts w:cs="Times New Roman"/>
+          <w:sz w:val="28"/>
+          <w:szCs w:val="28"/>
+        </w:rPr>
+        <w:t>арифметические</w:t>
+      </w:r>
+      <w:proofErr w:type="spellEnd"/>
+      <w:r>
+        <w:rPr>
+          <w:rFonts w:cs="Times New Roman"/>
+          <w:sz w:val="28"/>
+          <w:szCs w:val="28"/>
+        </w:rPr>
+        <w:t xml:space="preserve"> </w:t>
+      </w:r>
+      <w:proofErr w:type="spellStart"/>
+      <w:r>
+        <w:rPr>
+          <w:rFonts w:cs="Times New Roman"/>
+          <w:sz w:val="28"/>
+          <w:szCs w:val="28"/>
+        </w:rPr>
+        <w:t>операции</w:t>
+      </w:r>
+      <w:proofErr w:type="spellEnd"/>
+      <w:r>
+        <w:rPr>
+          <w:rFonts w:cs="Times New Roman"/>
+          <w:sz w:val="28"/>
+          <w:szCs w:val="28"/>
+        </w:rPr>
+        <w:t xml:space="preserve"> и </w:t>
+      </w:r>
+      <w:proofErr w:type="spellStart"/>
+      <w:r>
+        <w:rPr>
+          <w:rFonts w:cs="Times New Roman"/>
+          <w:sz w:val="28"/>
+          <w:szCs w:val="28"/>
+        </w:rPr>
+        <w:t>порядок</w:t>
+      </w:r>
+      <w:proofErr w:type="spellEnd"/>
+      <w:r>
+        <w:rPr>
+          <w:rFonts w:cs="Times New Roman"/>
+          <w:sz w:val="28"/>
+          <w:szCs w:val="28"/>
+        </w:rPr>
+        <w:t xml:space="preserve"> </w:t>
+      </w:r>
+      <w:proofErr w:type="spellStart"/>
+      <w:r>
+        <w:rPr>
+          <w:rFonts w:cs="Times New Roman"/>
+          <w:sz w:val="28"/>
+          <w:szCs w:val="28"/>
+        </w:rPr>
+        <w:t>вычислений</w:t>
+      </w:r>
+      <w:proofErr w:type="spellEnd"/>
     </w:p>
     <w:p>
       <w:pPr>
@@ -390,8 +512,36 @@
           <w:sz w:val="28"/>
           <w:szCs w:val="28"/>
         </w:rPr>
-        <w:t>Scanner и форматированный вывод</w:t>
-      </w:r>
+        <w:t xml:space="preserve">Scanner и </w:t>
+      </w:r>
+      <w:proofErr w:type="spellStart"/>
+      <w:r>
+        <w:rPr>
+          <w:rFonts w:cs="Times New Roman"/>
+          <w:sz w:val="28"/>
+          <w:szCs w:val="28"/>
+        </w:rPr>
+        <w:t>форматированный</w:t>
+      </w:r>
+      <w:proofErr w:type="spellEnd"/>
+      <w:r>
+        <w:rPr>
+          <w:rFonts w:cs="Times New Roman"/>
+          <w:sz w:val="28"/>
+          <w:szCs w:val="28"/>
+        </w:rPr>
+        <w:t xml:space="preserve"> </w:t>
+      </w:r>
+      <w:proofErr w:type="spellStart"/>
+      <w:r>
+        <w:rPr>
+          <w:rFonts w:cs="Times New Roman"/>
+          <w:sz w:val="28"/>
+          <w:szCs w:val="28"/>
+        </w:rPr>
+        <w:t>вывод</w:t>
+      </w:r>
+      <w:proofErr w:type="spellEnd"/>
     </w:p>
     <w:p>
       <w:pPr>
@@ -409,14 +559,52 @@
           <w:szCs w:val="28"/>
         </w:rPr>
       </w:pPr>
-      <w:r>
-        <w:rPr>
-          <w:rFonts w:cs="Times New Roman"/>
-          <w:sz w:val="28"/>
-          <w:szCs w:val="28"/>
-        </w:rPr>
-        <w:t>простая проверка диапазонов</w:t>
-      </w:r>
+      <w:proofErr w:type="spellStart"/>
+      <w:r>
+        <w:rPr>
+          <w:rFonts w:cs="Times New Roman"/>
+          <w:sz w:val="28"/>
+          <w:szCs w:val="28"/>
+        </w:rPr>
+        <w:t>простая</w:t>
+      </w:r>
+      <w:proofErr w:type="spellEnd"/>
+      <w:r>
+        <w:rPr>
+          <w:rFonts w:cs="Times New Roman"/>
+          <w:sz w:val="28"/>
+          <w:szCs w:val="28"/>
+        </w:rPr>
+        <w:t xml:space="preserve"> </w:t>
+      </w:r>
+      <w:proofErr w:type="spellStart"/>
+      <w:r>
+        <w:rPr>
+          <w:rFonts w:cs="Times New Roman"/>
+          <w:sz w:val="28"/>
+          <w:szCs w:val="28"/>
+        </w:rPr>
+        <w:t>проверка</w:t>
+      </w:r>
+      <w:proofErr w:type="spellEnd"/>
+      <w:r>
+        <w:rPr>
+          <w:rFonts w:cs="Times New Roman"/>
+          <w:sz w:val="28"/>
+          <w:szCs w:val="28"/>
+        </w:rPr>
+        <w:t xml:space="preserve"> </w:t>
+      </w:r>
+      <w:proofErr w:type="spellStart"/>
+      <w:r>
+        <w:rPr>
+          <w:rFonts w:cs="Times New Roman"/>
+          <w:sz w:val="28"/>
+          <w:szCs w:val="28"/>
+        </w:rPr>
+        <w:t>диапазонов</w:t>
+      </w:r>
+      <w:proofErr w:type="spellEnd"/>
     </w:p>
     <w:p>
       <w:pPr>
@@ -434,14 +622,70 @@
           <w:szCs w:val="28"/>
         </w:rPr>
       </w:pPr>
-      <w:r>
-        <w:rPr>
-          <w:rFonts w:cs="Times New Roman"/>
-          <w:sz w:val="28"/>
-          <w:szCs w:val="28"/>
-        </w:rPr>
-        <w:t>выделение повторяемого расчёта в метод</w:t>
-      </w:r>
+      <w:proofErr w:type="spellStart"/>
+      <w:r>
+        <w:rPr>
+          <w:rFonts w:cs="Times New Roman"/>
+          <w:sz w:val="28"/>
+          <w:szCs w:val="28"/>
+        </w:rPr>
+        <w:t>выделение</w:t>
+      </w:r>
+      <w:proofErr w:type="spellEnd"/>
+      <w:r>
+        <w:rPr>
+          <w:rFonts w:cs="Times New Roman"/>
+          <w:sz w:val="28"/>
+          <w:szCs w:val="28"/>
+        </w:rPr>
+        <w:t xml:space="preserve"> </w:t>
+      </w:r>
+      <w:proofErr w:type="spellStart"/>
+      <w:r>
+        <w:rPr>
+          <w:rFonts w:cs="Times New Roman"/>
+          <w:sz w:val="28"/>
+          <w:szCs w:val="28"/>
+        </w:rPr>
+        <w:t>повторяемого</w:t>
+      </w:r>
+      <w:proofErr w:type="spellEnd"/>
+      <w:r>
+        <w:rPr>
+          <w:rFonts w:cs="Times New Roman"/>
+          <w:sz w:val="28"/>
+          <w:szCs w:val="28"/>
+        </w:rPr>
+        <w:t xml:space="preserve"> </w:t>
+      </w:r>
+      <w:proofErr w:type="spellStart"/>
+      <w:r>
+        <w:rPr>
+          <w:rFonts w:cs="Times New Roman"/>
+          <w:sz w:val="28"/>
+          <w:szCs w:val="28"/>
+        </w:rPr>
+        <w:t>расчёта</w:t>
+      </w:r>
+      <w:proofErr w:type="spellEnd"/>
+      <w:r>
+        <w:rPr>
+          <w:rFonts w:cs="Times New Roman"/>
+          <w:sz w:val="28"/>
+          <w:szCs w:val="28"/>
+        </w:rPr>
+        <w:t xml:space="preserve"> в </w:t>
+      </w:r>
+      <w:proofErr w:type="spellStart"/>
+      <w:r>
+        <w:rPr>
+          <w:rFonts w:cs="Times New Roman"/>
+          <w:sz w:val="28"/>
+          <w:szCs w:val="28"/>
+        </w:rPr>
+        <w:t>метод</w:t>
+      </w:r>
+      <w:proofErr w:type="spellEnd"/>
     </w:p>
     <w:p>
       <w:pPr>
@@ -466,8 +710,33 @@
           <w:rFonts w:ascii="Times New Roman" w:hAnsi="Times New Roman" w:cs="Times New Roman"/>
           <w:color w:val="auto"/>
         </w:rPr>
-        <w:t>. Предметная постановка</w:t>
-      </w:r>
+        <w:t xml:space="preserve">. </w:t>
+      </w:r>
+      <w:proofErr w:type="spellStart"/>
+      <w:r>
+        <w:rPr>
+          <w:rFonts w:ascii="Times New Roman" w:hAnsi="Times New Roman" w:cs="Times New Roman"/>
+          <w:color w:val="auto"/>
+        </w:rPr>
+        <w:t>Предметная</w:t>
+      </w:r>
+      <w:proofErr w:type="spellEnd"/>
+      <w:r>
+        <w:rPr>
+          <w:rFonts w:ascii="Times New Roman" w:hAnsi="Times New Roman" w:cs="Times New Roman"/>
+          <w:color w:val="auto"/>
+        </w:rPr>
+        <w:t xml:space="preserve"> </w:t>
+      </w:r>
+      <w:proofErr w:type="spellStart"/>
+      <w:r>
+        <w:rPr>
+          <w:rFonts w:ascii="Times New Roman" w:hAnsi="Times New Roman" w:cs="Times New Roman"/>
+          <w:color w:val="auto"/>
+        </w:rPr>
+        <w:t>постановка</w:t>
+      </w:r>
+      <w:proofErr w:type="spellEnd"/>
     </w:p>
     <w:p>
       <w:pPr>
@@ -950,6 +1219,7 @@
           <w:rFonts w:cs="Times New Roman"/>
           <w:sz w:val="28"/>
           <w:szCs w:val="28"/>
+          <w:highlight w:val="yellow"/>
           <w:lang w:val="ru-RU"/>
         </w:rPr>
       </w:pPr>
@@ -958,6 +1228,7 @@
           <w:rFonts w:cs="Times New Roman"/>
           <w:sz w:val="28"/>
           <w:szCs w:val="28"/>
+          <w:highlight w:val="yellow"/>
         </w:rPr>
         <w:t>TODO</w:t>
       </w:r>
@@ -966,6 +1237,7 @@
           <w:rFonts w:cs="Times New Roman"/>
           <w:sz w:val="28"/>
           <w:szCs w:val="28"/>
+          <w:highlight w:val="yellow"/>
           <w:lang w:val="ru-RU"/>
         </w:rPr>
         <w:t xml:space="preserve"> 1 </w:t>
@@ -975,6 +1247,7 @@
           <w:rFonts w:cs="Times New Roman"/>
           <w:sz w:val="28"/>
           <w:szCs w:val="28"/>
+          <w:highlight w:val="yellow"/>
           <w:lang w:val="ru-RU"/>
         </w:rPr>
         <w:t>Проверить</w:t>
@@ -984,6 +1257,7 @@
           <w:rFonts w:cs="Times New Roman"/>
           <w:sz w:val="28"/>
           <w:szCs w:val="28"/>
+          <w:highlight w:val="yellow"/>
           <w:lang w:val="ru-RU"/>
         </w:rPr>
         <w:t xml:space="preserve"> чтобы</w:t>
@@ -993,6 +1267,7 @@
           <w:rFonts w:cs="Times New Roman"/>
           <w:sz w:val="28"/>
           <w:szCs w:val="28"/>
+          <w:highlight w:val="yellow"/>
           <w:lang w:val="ru-RU"/>
         </w:rPr>
         <w:t xml:space="preserve"> введённое </w:t>
@@ -1002,6 +1277,7 @@
           <w:rFonts w:cs="Times New Roman"/>
           <w:sz w:val="28"/>
           <w:szCs w:val="28"/>
+          <w:highlight w:val="yellow"/>
           <w:lang w:val="ru-RU"/>
         </w:rPr>
         <w:t xml:space="preserve">количество </w:t>
@@ -1011,6 +1287,7 @@
           <w:rFonts w:cs="Times New Roman"/>
           <w:sz w:val="28"/>
           <w:szCs w:val="28"/>
+          <w:highlight w:val="yellow"/>
           <w:lang w:val="ru-RU"/>
         </w:rPr>
         <w:t xml:space="preserve">было </w:t>
@@ -1020,6 +1297,7 @@
           <w:rFonts w:cs="Times New Roman"/>
           <w:sz w:val="28"/>
           <w:szCs w:val="28"/>
+          <w:highlight w:val="yellow"/>
           <w:lang w:val="ru-RU"/>
         </w:rPr>
         <w:t xml:space="preserve">больше 0 и </w:t>
@@ -1029,6 +1307,7 @@
           <w:rFonts w:cs="Times New Roman"/>
           <w:sz w:val="28"/>
           <w:szCs w:val="28"/>
+          <w:highlight w:val="yellow"/>
           <w:lang w:val="ru-RU"/>
         </w:rPr>
         <w:t>&lt;=</w:t>
@@ -1038,6 +1317,7 @@
           <w:rFonts w:cs="Times New Roman"/>
           <w:sz w:val="28"/>
           <w:szCs w:val="28"/>
+          <w:highlight w:val="yellow"/>
           <w:lang w:val="ru-RU"/>
         </w:rPr>
         <w:t xml:space="preserve"> 10</w:t>
@@ -1047,6 +1327,7 @@
           <w:rFonts w:cs="Times New Roman"/>
           <w:sz w:val="28"/>
           <w:szCs w:val="28"/>
+          <w:highlight w:val="yellow"/>
           <w:lang w:val="ru-RU"/>
         </w:rPr>
         <w:t xml:space="preserve"> </w:t>
@@ -1056,6 +1337,7 @@
           <w:rFonts w:cs="Times New Roman"/>
           <w:sz w:val="28"/>
           <w:szCs w:val="28"/>
+          <w:highlight w:val="yellow"/>
           <w:lang w:val="ru-RU"/>
         </w:rPr>
         <w:t>000</w:t>
@@ -1068,6 +1350,7 @@
           <w:rFonts w:cs="Times New Roman"/>
           <w:sz w:val="28"/>
           <w:szCs w:val="28"/>
+          <w:highlight w:val="yellow"/>
           <w:lang w:val="ru-RU"/>
         </w:rPr>
       </w:pPr>
@@ -1076,6 +1359,7 @@
           <w:rFonts w:cs="Times New Roman"/>
           <w:sz w:val="28"/>
           <w:szCs w:val="28"/>
+          <w:highlight w:val="yellow"/>
           <w:lang w:val="ru-RU"/>
         </w:rPr>
         <w:t xml:space="preserve">Проверить чтобы цена была </w:t>
@@ -1085,6 +1369,7 @@
           <w:rFonts w:cs="Times New Roman"/>
           <w:sz w:val="28"/>
           <w:szCs w:val="28"/>
+          <w:highlight w:val="yellow"/>
           <w:lang w:val="ru-RU"/>
         </w:rPr>
         <w:t xml:space="preserve">&gt;0 </w:t>
@@ -1094,6 +1379,7 @@
           <w:rFonts w:cs="Times New Roman"/>
           <w:sz w:val="28"/>
           <w:szCs w:val="28"/>
+          <w:highlight w:val="yellow"/>
           <w:lang w:val="ru-RU"/>
         </w:rPr>
         <w:t xml:space="preserve">и </w:t>
@@ -1103,6 +1389,7 @@
           <w:rFonts w:cs="Times New Roman"/>
           <w:sz w:val="28"/>
           <w:szCs w:val="28"/>
+          <w:highlight w:val="yellow"/>
           <w:lang w:val="ru-RU"/>
         </w:rPr>
         <w:t>&lt;=</w:t>
@@ -1112,6 +1399,7 @@
           <w:rFonts w:cs="Times New Roman"/>
           <w:sz w:val="28"/>
           <w:szCs w:val="28"/>
+          <w:highlight w:val="yellow"/>
           <w:lang w:val="ru-RU"/>
         </w:rPr>
         <w:t xml:space="preserve"> 5</w:t>
@@ -1121,6 +1409,7 @@
           <w:rFonts w:cs="Times New Roman"/>
           <w:sz w:val="28"/>
           <w:szCs w:val="28"/>
+          <w:highlight w:val="yellow"/>
           <w:lang w:val="ru-RU"/>
         </w:rPr>
         <w:t> 000</w:t>
@@ -1130,6 +1419,7 @@
           <w:rFonts w:cs="Times New Roman"/>
           <w:sz w:val="28"/>
           <w:szCs w:val="28"/>
+          <w:highlight w:val="yellow"/>
           <w:lang w:val="ru-RU"/>
         </w:rPr>
         <w:t> </w:t>
@@ -1139,6 +1429,7 @@
           <w:rFonts w:cs="Times New Roman"/>
           <w:sz w:val="28"/>
           <w:szCs w:val="28"/>
+          <w:highlight w:val="yellow"/>
           <w:lang w:val="ru-RU"/>
         </w:rPr>
         <w:t>000</w:t>
@@ -1148,6 +1439,7 @@
           <w:rFonts w:cs="Times New Roman"/>
           <w:sz w:val="28"/>
           <w:szCs w:val="28"/>
+          <w:highlight w:val="yellow"/>
           <w:lang w:val="ru-RU"/>
         </w:rPr>
         <w:t xml:space="preserve"> </w:t>
@@ -1160,6 +1452,7 @@
           <w:rFonts w:cs="Times New Roman"/>
           <w:sz w:val="28"/>
           <w:szCs w:val="28"/>
+          <w:highlight w:val="yellow"/>
           <w:lang w:val="ru-RU"/>
         </w:rPr>
       </w:pPr>
@@ -1168,6 +1461,7 @@
           <w:rFonts w:cs="Times New Roman"/>
           <w:sz w:val="28"/>
           <w:szCs w:val="28"/>
+          <w:highlight w:val="yellow"/>
           <w:lang w:val="ru-RU"/>
         </w:rPr>
         <w:t xml:space="preserve">Проверить наличие скидки </w:t>
@@ -1177,6 +1471,7 @@
           <w:rFonts w:cs="Times New Roman"/>
           <w:sz w:val="28"/>
           <w:szCs w:val="28"/>
+          <w:highlight w:val="yellow"/>
           <w:lang w:val="ru-RU"/>
         </w:rPr>
         <w:t>от 0 до 30</w:t>
@@ -1186,6 +1481,7 @@
           <w:rFonts w:cs="Times New Roman"/>
           <w:sz w:val="28"/>
           <w:szCs w:val="28"/>
+          <w:highlight w:val="yellow"/>
           <w:lang w:val="ru-RU"/>
         </w:rPr>
         <w:t xml:space="preserve"> и </w:t>
@@ -1195,6 +1491,7 @@
           <w:rFonts w:cs="Times New Roman"/>
           <w:sz w:val="28"/>
           <w:szCs w:val="28"/>
+          <w:highlight w:val="yellow"/>
           <w:lang w:val="ru-RU"/>
         </w:rPr>
         <w:t xml:space="preserve">проверить актуальность </w:t>
@@ -1204,6 +1501,7 @@
           <w:rFonts w:cs="Times New Roman"/>
           <w:sz w:val="28"/>
           <w:szCs w:val="28"/>
+          <w:highlight w:val="yellow"/>
           <w:lang w:val="ru-RU"/>
         </w:rPr>
         <w:t>ставк</w:t>
@@ -1213,6 +1511,7 @@
           <w:rFonts w:cs="Times New Roman"/>
           <w:sz w:val="28"/>
           <w:szCs w:val="28"/>
+          <w:highlight w:val="yellow"/>
           <w:lang w:val="ru-RU"/>
         </w:rPr>
         <w:t>и</w:t>
@@ -1222,6 +1521,7 @@
           <w:rFonts w:cs="Times New Roman"/>
           <w:sz w:val="28"/>
           <w:szCs w:val="28"/>
+          <w:highlight w:val="yellow"/>
           <w:lang w:val="ru-RU"/>
         </w:rPr>
         <w:t xml:space="preserve"> НДС</w:t>
@@ -1231,6 +1531,7 @@
           <w:rFonts w:cs="Times New Roman"/>
           <w:sz w:val="28"/>
           <w:szCs w:val="28"/>
+          <w:highlight w:val="yellow"/>
           <w:lang w:val="ru-RU"/>
         </w:rPr>
         <w:t xml:space="preserve"> </w:t>
@@ -1251,6 +1552,7 @@
           <w:rFonts w:cs="Times New Roman"/>
           <w:sz w:val="28"/>
           <w:szCs w:val="28"/>
+          <w:highlight w:val="yellow"/>
         </w:rPr>
         <w:t>TODO</w:t>
       </w:r>
@@ -1259,6 +1561,7 @@
           <w:rFonts w:cs="Times New Roman"/>
           <w:sz w:val="28"/>
           <w:szCs w:val="28"/>
+          <w:highlight w:val="yellow"/>
           <w:lang w:val="ru-RU"/>
         </w:rPr>
         <w:t xml:space="preserve"> 2</w:t>
@@ -1268,6 +1571,7 @@
           <w:rFonts w:cs="Times New Roman"/>
           <w:sz w:val="28"/>
           <w:szCs w:val="28"/>
+          <w:highlight w:val="yellow"/>
           <w:lang w:val="ru-RU"/>
         </w:rPr>
         <w:t xml:space="preserve"> </w:t>
@@ -1277,6 +1581,7 @@
           <w:rFonts w:cs="Times New Roman"/>
           <w:sz w:val="28"/>
           <w:szCs w:val="28"/>
+          <w:highlight w:val="yellow"/>
           <w:lang w:val="ru-RU"/>
         </w:rPr>
         <w:t>В</w:t>
@@ -1286,6 +1591,7 @@
           <w:rFonts w:cs="Times New Roman"/>
           <w:sz w:val="28"/>
           <w:szCs w:val="28"/>
+          <w:highlight w:val="yellow"/>
           <w:lang w:val="ru-RU"/>
         </w:rPr>
         <w:t>ыч</w:t>
@@ -1295,6 +1601,7 @@
           <w:rFonts w:cs="Times New Roman"/>
           <w:sz w:val="28"/>
           <w:szCs w:val="28"/>
+          <w:highlight w:val="yellow"/>
           <w:lang w:val="ru-RU"/>
         </w:rPr>
         <w:t>есть</w:t>
@@ -1304,6 +1611,7 @@
           <w:rFonts w:cs="Times New Roman"/>
           <w:sz w:val="28"/>
           <w:szCs w:val="28"/>
+          <w:highlight w:val="yellow"/>
           <w:lang w:val="ru-RU"/>
         </w:rPr>
         <w:t xml:space="preserve"> скидку от </w:t>
@@ -1313,6 +1621,7 @@
           <w:rFonts w:cs="Times New Roman"/>
           <w:sz w:val="28"/>
           <w:szCs w:val="28"/>
+          <w:highlight w:val="yellow"/>
           <w:lang w:val="ru-RU"/>
         </w:rPr>
         <w:t>базовой суммы</w:t>
@@ -1322,6 +1631,7 @@
           <w:rFonts w:cs="Times New Roman"/>
           <w:sz w:val="28"/>
           <w:szCs w:val="28"/>
+          <w:highlight w:val="yellow"/>
           <w:lang w:val="ru-RU"/>
         </w:rPr>
         <w:t xml:space="preserve">. </w:t>
@@ -1331,6 +1641,7 @@
           <w:rFonts w:cs="Times New Roman"/>
           <w:sz w:val="28"/>
           <w:szCs w:val="28"/>
+          <w:highlight w:val="yellow"/>
           <w:lang w:val="ru-RU"/>
         </w:rPr>
         <w:t>Прибавить к стоимости товара</w:t>
@@ -1340,6 +1651,7 @@
           <w:rFonts w:cs="Times New Roman"/>
           <w:sz w:val="28"/>
           <w:szCs w:val="28"/>
+          <w:highlight w:val="yellow"/>
           <w:lang w:val="ru-RU"/>
         </w:rPr>
         <w:t xml:space="preserve"> со скидкой НДС.</w:t>
@@ -1717,6 +2029,152 @@
     </w:p>
     <w:p>
       <w:pPr>
+        <w:spacing w:line="360" w:lineRule="auto"/>
+        <w:rPr>
+          <w:rFonts w:cs="Times New Roman"/>
+          <w:sz w:val="28"/>
+          <w:szCs w:val="28"/>
+          <w:lang w:val="ru-RU"/>
+        </w:rPr>
+      </w:pPr>
+      <w:r>
+        <w:rPr>
+          <w:rFonts w:cs="Times New Roman"/>
+          <w:noProof/>
+          <w:sz w:val="28"/>
+          <w:szCs w:val="28"/>
+          <w:lang w:val="ru-RU"/>
+        </w:rPr>
+        <w:drawing>
+          <wp:inline distT="0" distB="0" distL="0" distR="0" wp14:anchorId="785CF2F7" wp14:editId="0885762A">
+            <wp:extent cx="4514562" cy="2644816"/>
+            <wp:effectExtent l="0" t="0" r="635" b="3175"/>
+            <wp:docPr id="1704514567" name="Рисунок 1"/>
+            <wp:cNvGraphicFramePr>
+              <a:graphicFrameLocks xmlns:a="http://schemas.openxmlformats.org/drawingml/2006/main" noChangeAspect="1"/>
+            </wp:cNvGraphicFramePr>
+            <a:graphic xmlns:a="http://schemas.openxmlformats.org/drawingml/2006/main">
+              <a:graphicData uri="http://schemas.openxmlformats.org/drawingml/2006/picture">
+                <pic:pic xmlns:pic="http://schemas.openxmlformats.org/drawingml/2006/picture">
+                  <pic:nvPicPr>
+                    <pic:cNvPr id="1704514567" name=""/>
+                    <pic:cNvPicPr/>
+                  </pic:nvPicPr>
+                  <pic:blipFill>
+                    <a:blip r:embed="rId10"/>
+                    <a:stretch>
+                      <a:fillRect/>
+                    </a:stretch>
+                  </pic:blipFill>
+                  <pic:spPr>
+                    <a:xfrm>
+                      <a:off x="0" y="0"/>
+                      <a:ext cx="4532389" cy="2655260"/>
+                    </a:xfrm>
+                    <a:prstGeom prst="rect">
+                      <a:avLst/>
+                    </a:prstGeom>
+                  </pic:spPr>
+                </pic:pic>
+              </a:graphicData>
+            </a:graphic>
+          </wp:inline>
+        </w:drawing>
+      </w:r>
+      <w:r>
+        <w:rPr>
+          <w:rFonts w:cs="Times New Roman"/>
+          <w:noProof/>
+          <w:sz w:val="28"/>
+          <w:szCs w:val="28"/>
+          <w:lang w:val="ru-RU"/>
+        </w:rPr>
+        <w:drawing>
+          <wp:inline distT="0" distB="0" distL="0" distR="0" wp14:anchorId="09A998E9" wp14:editId="4A5BDEF6">
+            <wp:extent cx="3248478" cy="2600688"/>
+            <wp:effectExtent l="0" t="0" r="9525" b="9525"/>
+            <wp:docPr id="1399378302" name="Рисунок 1"/>
+            <wp:cNvGraphicFramePr>
+              <a:graphicFrameLocks xmlns:a="http://schemas.openxmlformats.org/drawingml/2006/main" noChangeAspect="1"/>
+            </wp:cNvGraphicFramePr>
+            <a:graphic xmlns:a="http://schemas.openxmlformats.org/drawingml/2006/main">
+              <a:graphicData uri="http://schemas.openxmlformats.org/drawingml/2006/picture">
+                <pic:pic xmlns:pic="http://schemas.openxmlformats.org/drawingml/2006/picture">
+                  <pic:nvPicPr>
+                    <pic:cNvPr id="1399378302" name=""/>
+                    <pic:cNvPicPr/>
+                  </pic:nvPicPr>
+                  <pic:blipFill>
+                    <a:blip r:embed="rId11"/>
+                    <a:stretch>
+                      <a:fillRect/>
+                    </a:stretch>
+                  </pic:blipFill>
+                  <pic:spPr>
+                    <a:xfrm>
+                      <a:off x="0" y="0"/>
+                      <a:ext cx="3248478" cy="2600688"/>
+                    </a:xfrm>
+                    <a:prstGeom prst="rect">
+                      <a:avLst/>
+                    </a:prstGeom>
+                  </pic:spPr>
+                </pic:pic>
+              </a:graphicData>
+            </a:graphic>
+          </wp:inline>
+        </w:drawing>
+      </w:r>
+      <w:r>
+        <w:rPr>
+          <w:rFonts w:cs="Times New Roman"/>
+          <w:sz w:val="28"/>
+          <w:szCs w:val="28"/>
+          <w:lang w:val="ru-RU"/>
+        </w:rPr>
+        <w:t xml:space="preserve"> </w:t>
+      </w:r>
+      <w:proofErr w:type="spellStart"/>
+      <w:r>
+        <w:rPr>
+          <w:rFonts w:cs="Times New Roman"/>
+          <w:sz w:val="28"/>
+          <w:szCs w:val="28"/>
+        </w:rPr>
+        <w:t>SelfCheck</w:t>
+      </w:r>
+      <w:proofErr w:type="spellEnd"/>
+      <w:r>
+        <w:rPr>
+          <w:rFonts w:cs="Times New Roman"/>
+          <w:sz w:val="28"/>
+          <w:szCs w:val="28"/>
+          <w:lang w:val="ru-RU"/>
+        </w:rPr>
+        <w:t xml:space="preserve"> </w:t>
+      </w:r>
+      <w:r>
+        <w:rPr>
+          <w:rFonts w:cs="Times New Roman"/>
+          <w:sz w:val="28"/>
+          <w:szCs w:val="28"/>
+          <w:lang w:val="ru-RU"/>
+        </w:rPr>
+        <w:t xml:space="preserve">тестирует </w:t>
+      </w:r>
+      <w:proofErr w:type="spellStart"/>
+      <w:r>
+        <w:rPr>
+          <w:rFonts w:cs="Times New Roman"/>
+          <w:sz w:val="28"/>
+          <w:szCs w:val="28"/>
+        </w:rPr>
+        <w:t>OrderCalcilator</w:t>
+      </w:r>
+      <w:proofErr w:type="spellEnd"/>
+    </w:p>
+    <w:p>
+      <w:pPr>
         <w:pStyle w:val="1"/>
         <w:spacing w:line="360" w:lineRule="auto"/>
         <w:jc w:val="both"/>
@@ -1732,6 +2190,7 @@
           <w:color w:val="auto"/>
           <w:lang w:val="ru-RU"/>
         </w:rPr>
+        <w:lastRenderedPageBreak/>
         <w:t>6</w:t>
       </w:r>
       <w:r>
@@ -1866,6 +2325,7 @@
         </w:rPr>
         <w:t xml:space="preserve"> методов и небольших вспомогательных типов, если это делает решение понятнее. Удалять </w:t>
       </w:r>
+      <w:proofErr w:type="spellStart"/>
       <w:r>
         <w:rPr>
           <w:rFonts w:cs="Times New Roman"/>
@@ -1874,6 +2334,7 @@
         </w:rPr>
         <w:t>SelfCheck</w:t>
       </w:r>
+      <w:proofErr w:type="spellEnd"/>
       <w:r>
         <w:rPr>
           <w:rFonts w:cs="Times New Roman"/>
@@ -2236,7 +2697,6 @@
           <w:color w:val="auto"/>
           <w:lang w:val="ru-RU"/>
         </w:rPr>
-        <w:lastRenderedPageBreak/>
         <w:t>8</w:t>
       </w:r>
       <w:r>
@@ -2472,6 +2932,7 @@
           <w:rFonts w:cs="Times New Roman"/>
           <w:sz w:val="28"/>
           <w:szCs w:val="28"/>
+          <w:highlight w:val="yellow"/>
           <w:lang w:val="ru-RU"/>
         </w:rPr>
       </w:pPr>
@@ -2480,7 +2941,9 @@
           <w:rFonts w:cs="Times New Roman"/>
           <w:sz w:val="28"/>
           <w:szCs w:val="28"/>
-        </w:rPr>
+          <w:highlight w:val="yellow"/>
+        </w:rPr>
+        <w:lastRenderedPageBreak/>
         <w:t>Discount</w:t>
       </w:r>
       <w:r>
@@ -2488,6 +2951,48 @@
           <w:rFonts w:cs="Times New Roman"/>
           <w:sz w:val="28"/>
           <w:szCs w:val="28"/>
+          <w:highlight w:val="yellow"/>
+          <w:lang w:val="ru-RU"/>
+        </w:rPr>
+        <w:t xml:space="preserve"> это скидка </w:t>
+      </w:r>
+      <w:r>
+        <w:rPr>
+          <w:rFonts w:cs="Times New Roman"/>
+          <w:sz w:val="28"/>
+          <w:szCs w:val="28"/>
+          <w:highlight w:val="yellow"/>
+          <w:lang w:val="ru-RU"/>
+        </w:rPr>
+        <w:t xml:space="preserve">в процентах а выражение вычисляет её в рублях </w:t>
+      </w:r>
+      <w:r>
+        <w:rPr>
+          <w:rFonts w:cs="Times New Roman"/>
+          <w:sz w:val="28"/>
+          <w:szCs w:val="28"/>
+          <w:highlight w:val="yellow"/>
+          <w:lang w:val="ru-RU"/>
+        </w:rPr>
+        <w:t xml:space="preserve">будто это уже посчитанная скидка а не начальный </w:t>
+      </w:r>
+      <w:proofErr w:type="gramStart"/>
+      <w:r>
+        <w:rPr>
+          <w:rFonts w:cs="Times New Roman"/>
+          <w:sz w:val="28"/>
+          <w:szCs w:val="28"/>
+          <w:highlight w:val="yellow"/>
+          <w:lang w:val="ru-RU"/>
+        </w:rPr>
+        <w:t xml:space="preserve">процент </w:t>
+      </w:r>
+      <w:r>
+        <w:rPr>
+          <w:rFonts w:cs="Times New Roman"/>
+          <w:sz w:val="28"/>
+          <w:szCs w:val="28"/>
+          <w:highlight w:val="yellow"/>
           <w:lang w:val="ru-RU"/>
         </w:rPr>
         <w:t xml:space="preserve"> </w:t>
@@ -2497,45 +3002,21 @@
           <w:rFonts w:cs="Times New Roman"/>
           <w:sz w:val="28"/>
           <w:szCs w:val="28"/>
-          <w:lang w:val="ru-RU"/>
-        </w:rPr>
-        <w:t xml:space="preserve">это скидка </w:t>
-      </w:r>
-      <w:r>
-        <w:rPr>
-          <w:rFonts w:cs="Times New Roman"/>
-          <w:sz w:val="28"/>
-          <w:szCs w:val="28"/>
-          <w:lang w:val="ru-RU"/>
-        </w:rPr>
-        <w:t xml:space="preserve">в процентах а выражение вычисляет её в рублях </w:t>
-      </w:r>
-      <w:r>
-        <w:rPr>
-          <w:rFonts w:cs="Times New Roman"/>
-          <w:sz w:val="28"/>
-          <w:szCs w:val="28"/>
-          <w:lang w:val="ru-RU"/>
-        </w:rPr>
-        <w:t xml:space="preserve">будто это уже посчитанная скидка а не начальный процент </w:t>
-      </w:r>
-      <w:r>
-        <w:rPr>
-          <w:rFonts w:cs="Times New Roman"/>
-          <w:sz w:val="28"/>
-          <w:szCs w:val="28"/>
-          <w:lang w:val="ru-RU"/>
-        </w:rPr>
-        <w:t xml:space="preserve"> </w:t>
-      </w:r>
-      <w:r>
-        <w:rPr>
-          <w:rFonts w:cs="Times New Roman"/>
-          <w:sz w:val="28"/>
-          <w:szCs w:val="28"/>
-          <w:lang w:val="ru-RU"/>
-        </w:rPr>
-        <w:t>__________________________________________________________________________</w:t>
+          <w:highlight w:val="yellow"/>
+          <w:lang w:val="ru-RU"/>
+        </w:rPr>
+        <w:t>_</w:t>
+      </w:r>
+      <w:proofErr w:type="gramEnd"/>
+      <w:r>
+        <w:rPr>
+          <w:rFonts w:cs="Times New Roman"/>
+          <w:sz w:val="28"/>
+          <w:szCs w:val="28"/>
+          <w:highlight w:val="yellow"/>
+          <w:lang w:val="ru-RU"/>
+        </w:rPr>
+        <w:t>_________________________________________________________________________</w:t>
       </w:r>
     </w:p>
     <w:p>
@@ -2553,6 +3034,7 @@
           <w:rFonts w:cs="Times New Roman"/>
           <w:sz w:val="28"/>
           <w:szCs w:val="28"/>
+          <w:highlight w:val="yellow"/>
         </w:rPr>
         <w:t>__________________________________________________________________________</w:t>
       </w:r>
@@ -2561,6 +3043,7 @@
           <w:rFonts w:cs="Times New Roman"/>
           <w:sz w:val="28"/>
           <w:szCs w:val="28"/>
+          <w:highlight w:val="yellow"/>
         </w:rPr>
         <w:t xml:space="preserve">double total = </w:t>
       </w:r>
@@ -2569,38 +3052,16 @@
           <w:rFonts w:cs="Times New Roman"/>
           <w:sz w:val="28"/>
           <w:szCs w:val="28"/>
-        </w:rPr>
-        <w:t>price</w:t>
-      </w:r>
-      <w:r>
-        <w:rPr>
-          <w:rFonts w:cs="Times New Roman"/>
-          <w:sz w:val="28"/>
-          <w:szCs w:val="28"/>
-        </w:rPr>
-        <w:t xml:space="preserve"> * </w:t>
-      </w:r>
-      <w:r>
-        <w:rPr>
-          <w:rFonts w:cs="Times New Roman"/>
-          <w:sz w:val="28"/>
-          <w:szCs w:val="28"/>
-        </w:rPr>
-        <w:t>quantity</w:t>
-      </w:r>
-      <w:r>
-        <w:rPr>
-          <w:rFonts w:cs="Times New Roman"/>
-          <w:sz w:val="28"/>
-          <w:szCs w:val="28"/>
-        </w:rPr>
-        <w:t xml:space="preserve"> * (100</w:t>
-      </w:r>
-      <w:r>
-        <w:rPr>
-          <w:rFonts w:cs="Times New Roman"/>
-          <w:sz w:val="28"/>
-          <w:szCs w:val="28"/>
+          <w:highlight w:val="yellow"/>
+        </w:rPr>
+        <w:t>price * quantity * (100</w:t>
+      </w:r>
+      <w:r>
+        <w:rPr>
+          <w:rFonts w:cs="Times New Roman"/>
+          <w:sz w:val="28"/>
+          <w:szCs w:val="28"/>
+          <w:highlight w:val="yellow"/>
         </w:rPr>
         <w:t xml:space="preserve"> -</w:t>
       </w:r>
@@ -2609,6 +3070,35 @@
           <w:rFonts w:cs="Times New Roman"/>
           <w:sz w:val="28"/>
           <w:szCs w:val="28"/>
+          <w:highlight w:val="yellow"/>
+        </w:rPr>
+        <w:t xml:space="preserve"> discount) / 100</w:t>
+      </w:r>
+      <w:r>
+        <w:rPr>
+          <w:rFonts w:cs="Times New Roman"/>
+          <w:sz w:val="28"/>
+          <w:szCs w:val="28"/>
+          <w:highlight w:val="yellow"/>
+        </w:rPr>
+        <w:t xml:space="preserve"> (</w:t>
+      </w:r>
+      <w:r>
+        <w:rPr>
+          <w:rFonts w:cs="Times New Roman"/>
+          <w:sz w:val="28"/>
+          <w:szCs w:val="28"/>
+          <w:highlight w:val="yellow"/>
+          <w:lang w:val="ru-RU"/>
+        </w:rPr>
+        <w:t>вот</w:t>
+      </w:r>
+      <w:r>
+        <w:rPr>
+          <w:rFonts w:cs="Times New Roman"/>
+          <w:sz w:val="28"/>
+          <w:szCs w:val="28"/>
+          <w:highlight w:val="yellow"/>
         </w:rPr>
         <w:t xml:space="preserve"> </w:t>
       </w:r>
@@ -2617,22 +3107,17 @@
           <w:rFonts w:cs="Times New Roman"/>
           <w:sz w:val="28"/>
           <w:szCs w:val="28"/>
-        </w:rPr>
-        <w:t>discount</w:t>
-      </w:r>
-      <w:r>
-        <w:rPr>
-          <w:rFonts w:cs="Times New Roman"/>
-          <w:sz w:val="28"/>
-          <w:szCs w:val="28"/>
-        </w:rPr>
-        <w:t>) / 100</w:t>
-      </w:r>
-      <w:r>
-        <w:rPr>
-          <w:rFonts w:cs="Times New Roman"/>
-          <w:sz w:val="28"/>
-          <w:szCs w:val="28"/>
+          <w:highlight w:val="yellow"/>
+          <w:lang w:val="ru-RU"/>
+        </w:rPr>
+        <w:t>так</w:t>
+      </w:r>
+      <w:r>
+        <w:rPr>
+          <w:rFonts w:cs="Times New Roman"/>
+          <w:sz w:val="28"/>
+          <w:szCs w:val="28"/>
+          <w:highlight w:val="yellow"/>
         </w:rPr>
         <w:t xml:space="preserve"> </w:t>
       </w:r>
@@ -2641,65 +3126,27 @@
           <w:rFonts w:cs="Times New Roman"/>
           <w:sz w:val="28"/>
           <w:szCs w:val="28"/>
-        </w:rPr>
-        <w:t>(</w:t>
-      </w:r>
-      <w:r>
-        <w:rPr>
-          <w:rFonts w:cs="Times New Roman"/>
-          <w:sz w:val="28"/>
-          <w:szCs w:val="28"/>
-          <w:lang w:val="ru-RU"/>
-        </w:rPr>
-        <w:t>вот</w:t>
-      </w:r>
-      <w:r>
-        <w:rPr>
-          <w:rFonts w:cs="Times New Roman"/>
-          <w:sz w:val="28"/>
-          <w:szCs w:val="28"/>
+          <w:highlight w:val="yellow"/>
+          <w:lang w:val="ru-RU"/>
+        </w:rPr>
+        <w:t>должно</w:t>
+      </w:r>
+      <w:r>
+        <w:rPr>
+          <w:rFonts w:cs="Times New Roman"/>
+          <w:sz w:val="28"/>
+          <w:szCs w:val="28"/>
+          <w:highlight w:val="yellow"/>
         </w:rPr>
         <w:t xml:space="preserve"> </w:t>
       </w:r>
-      <w:r>
-        <w:rPr>
-          <w:rFonts w:cs="Times New Roman"/>
-          <w:sz w:val="28"/>
-          <w:szCs w:val="28"/>
-          <w:lang w:val="ru-RU"/>
-        </w:rPr>
-        <w:t>так</w:t>
-      </w:r>
-      <w:r>
-        <w:rPr>
-          <w:rFonts w:cs="Times New Roman"/>
-          <w:sz w:val="28"/>
-          <w:szCs w:val="28"/>
-        </w:rPr>
-        <w:t xml:space="preserve"> </w:t>
-      </w:r>
-      <w:r>
-        <w:rPr>
-          <w:rFonts w:cs="Times New Roman"/>
-          <w:sz w:val="28"/>
-          <w:szCs w:val="28"/>
-          <w:lang w:val="ru-RU"/>
-        </w:rPr>
-        <w:t>должно</w:t>
-      </w:r>
-      <w:r>
-        <w:rPr>
-          <w:rFonts w:cs="Times New Roman"/>
-          <w:sz w:val="28"/>
-          <w:szCs w:val="28"/>
-        </w:rPr>
-        <w:t xml:space="preserve"> </w:t>
-      </w:r>
-      <w:r>
-        <w:rPr>
-          <w:rFonts w:cs="Times New Roman"/>
-          <w:sz w:val="28"/>
-          <w:szCs w:val="28"/>
+      <w:proofErr w:type="gramStart"/>
+      <w:r>
+        <w:rPr>
+          <w:rFonts w:cs="Times New Roman"/>
+          <w:sz w:val="28"/>
+          <w:szCs w:val="28"/>
+          <w:highlight w:val="yellow"/>
           <w:lang w:val="ru-RU"/>
         </w:rPr>
         <w:t>быть</w:t>
@@ -2709,6 +3156,7 @@
           <w:rFonts w:cs="Times New Roman"/>
           <w:sz w:val="28"/>
           <w:szCs w:val="28"/>
+          <w:highlight w:val="yellow"/>
         </w:rPr>
         <w:t>)</w:t>
       </w:r>
@@ -2717,14 +3165,17 @@
           <w:rFonts w:cs="Times New Roman"/>
           <w:sz w:val="28"/>
           <w:szCs w:val="28"/>
+          <w:highlight w:val="yellow"/>
         </w:rPr>
         <w:t>_</w:t>
       </w:r>
-      <w:r>
-        <w:rPr>
-          <w:rFonts w:cs="Times New Roman"/>
-          <w:sz w:val="28"/>
-          <w:szCs w:val="28"/>
+      <w:proofErr w:type="gramEnd"/>
+      <w:r>
+        <w:rPr>
+          <w:rFonts w:cs="Times New Roman"/>
+          <w:sz w:val="28"/>
+          <w:szCs w:val="28"/>
+          <w:highlight w:val="yellow"/>
         </w:rPr>
         <w:t>____________________________________________________________________</w:t>
       </w:r>
@@ -2930,6 +3381,7 @@
                 <w:szCs w:val="28"/>
               </w:rPr>
             </w:pPr>
+            <w:proofErr w:type="spellStart"/>
             <w:r>
               <w:rPr>
                 <w:rFonts w:cs="Times New Roman"/>
@@ -2940,6 +3392,7 @@
               </w:rPr>
               <w:t>Проверка</w:t>
             </w:r>
+            <w:proofErr w:type="spellEnd"/>
           </w:p>
         </w:tc>
         <w:tc>
@@ -2959,6 +3412,7 @@
                 <w:szCs w:val="28"/>
               </w:rPr>
             </w:pPr>
+            <w:proofErr w:type="spellStart"/>
             <w:r>
               <w:rPr>
                 <w:rFonts w:cs="Times New Roman"/>
@@ -2967,8 +3421,53 @@
                 <w:sz w:val="28"/>
                 <w:szCs w:val="28"/>
               </w:rPr>
-              <w:t>Что необходимо подтвердить</w:t>
+              <w:t>Что</w:t>
             </w:r>
+            <w:proofErr w:type="spellEnd"/>
+            <w:r>
+              <w:rPr>
+                <w:rFonts w:cs="Times New Roman"/>
+                <w:b/>
+                <w:color w:val="FFFFFF" w:themeColor="background1"/>
+                <w:sz w:val="28"/>
+                <w:szCs w:val="28"/>
+              </w:rPr>
+              <w:t xml:space="preserve"> </w:t>
+            </w:r>
+            <w:proofErr w:type="spellStart"/>
+            <w:r>
+              <w:rPr>
+                <w:rFonts w:cs="Times New Roman"/>
+                <w:b/>
+                <w:color w:val="FFFFFF" w:themeColor="background1"/>
+                <w:sz w:val="28"/>
+                <w:szCs w:val="28"/>
+              </w:rPr>
+              <w:t>необходимо</w:t>
+            </w:r>
+            <w:proofErr w:type="spellEnd"/>
+            <w:r>
+              <w:rPr>
+                <w:rFonts w:cs="Times New Roman"/>
+                <w:b/>
+                <w:color w:val="FFFFFF" w:themeColor="background1"/>
+                <w:sz w:val="28"/>
+                <w:szCs w:val="28"/>
+              </w:rPr>
+              <w:t xml:space="preserve"> </w:t>
+            </w:r>
+            <w:proofErr w:type="spellStart"/>
+            <w:r>
+              <w:rPr>
+                <w:rFonts w:cs="Times New Roman"/>
+                <w:b/>
+                <w:color w:val="FFFFFF" w:themeColor="background1"/>
+                <w:sz w:val="28"/>
+                <w:szCs w:val="28"/>
+              </w:rPr>
+              <w:t>подтвердить</w:t>
+            </w:r>
+            <w:proofErr w:type="spellEnd"/>
           </w:p>
         </w:tc>
       </w:tr>
@@ -2991,14 +3490,52 @@
                 <w:szCs w:val="28"/>
               </w:rPr>
             </w:pPr>
+            <w:proofErr w:type="spellStart"/>
             <w:r>
               <w:rPr>
                 <w:rFonts w:cs="Times New Roman"/>
                 <w:sz w:val="28"/>
                 <w:szCs w:val="28"/>
               </w:rPr>
-              <w:t>корректное типовое значение</w:t>
+              <w:t>корректное</w:t>
             </w:r>
+            <w:proofErr w:type="spellEnd"/>
+            <w:r>
+              <w:rPr>
+                <w:rFonts w:cs="Times New Roman"/>
+                <w:sz w:val="28"/>
+                <w:szCs w:val="28"/>
+              </w:rPr>
+              <w:t xml:space="preserve"> </w:t>
+            </w:r>
+            <w:proofErr w:type="spellStart"/>
+            <w:r>
+              <w:rPr>
+                <w:rFonts w:cs="Times New Roman"/>
+                <w:sz w:val="28"/>
+                <w:szCs w:val="28"/>
+              </w:rPr>
+              <w:t>типовое</w:t>
+            </w:r>
+            <w:proofErr w:type="spellEnd"/>
+            <w:r>
+              <w:rPr>
+                <w:rFonts w:cs="Times New Roman"/>
+                <w:sz w:val="28"/>
+                <w:szCs w:val="28"/>
+              </w:rPr>
+              <w:t xml:space="preserve"> </w:t>
+            </w:r>
+            <w:proofErr w:type="spellStart"/>
+            <w:r>
+              <w:rPr>
+                <w:rFonts w:cs="Times New Roman"/>
+                <w:sz w:val="28"/>
+                <w:szCs w:val="28"/>
+              </w:rPr>
+              <w:t>значение</w:t>
+            </w:r>
+            <w:proofErr w:type="spellEnd"/>
           </w:p>
         </w:tc>
         <w:tc>
@@ -3016,14 +3553,52 @@
                 <w:szCs w:val="28"/>
               </w:rPr>
             </w:pPr>
+            <w:proofErr w:type="spellStart"/>
             <w:r>
               <w:rPr>
                 <w:rFonts w:cs="Times New Roman"/>
                 <w:sz w:val="28"/>
                 <w:szCs w:val="28"/>
               </w:rPr>
-              <w:t>ожидаемый успешный результат</w:t>
+              <w:t>ожидаемый</w:t>
             </w:r>
+            <w:proofErr w:type="spellEnd"/>
+            <w:r>
+              <w:rPr>
+                <w:rFonts w:cs="Times New Roman"/>
+                <w:sz w:val="28"/>
+                <w:szCs w:val="28"/>
+              </w:rPr>
+              <w:t xml:space="preserve"> </w:t>
+            </w:r>
+            <w:proofErr w:type="spellStart"/>
+            <w:r>
+              <w:rPr>
+                <w:rFonts w:cs="Times New Roman"/>
+                <w:sz w:val="28"/>
+                <w:szCs w:val="28"/>
+              </w:rPr>
+              <w:t>успешный</w:t>
+            </w:r>
+            <w:proofErr w:type="spellEnd"/>
+            <w:r>
+              <w:rPr>
+                <w:rFonts w:cs="Times New Roman"/>
+                <w:sz w:val="28"/>
+                <w:szCs w:val="28"/>
+              </w:rPr>
+              <w:t xml:space="preserve"> </w:t>
+            </w:r>
+            <w:proofErr w:type="spellStart"/>
+            <w:r>
+              <w:rPr>
+                <w:rFonts w:cs="Times New Roman"/>
+                <w:sz w:val="28"/>
+                <w:szCs w:val="28"/>
+              </w:rPr>
+              <w:t>результат</w:t>
+            </w:r>
+            <w:proofErr w:type="spellEnd"/>
           </w:p>
         </w:tc>
       </w:tr>
@@ -3047,14 +3622,34 @@
                 <w:szCs w:val="28"/>
               </w:rPr>
             </w:pPr>
+            <w:proofErr w:type="spellStart"/>
             <w:r>
               <w:rPr>
                 <w:rFonts w:cs="Times New Roman"/>
                 <w:sz w:val="28"/>
                 <w:szCs w:val="28"/>
               </w:rPr>
-              <w:t>нижняя граница</w:t>
+              <w:t>нижняя</w:t>
             </w:r>
+            <w:proofErr w:type="spellEnd"/>
+            <w:r>
+              <w:rPr>
+                <w:rFonts w:cs="Times New Roman"/>
+                <w:sz w:val="28"/>
+                <w:szCs w:val="28"/>
+              </w:rPr>
+              <w:t xml:space="preserve"> </w:t>
+            </w:r>
+            <w:proofErr w:type="spellStart"/>
+            <w:r>
+              <w:rPr>
+                <w:rFonts w:cs="Times New Roman"/>
+                <w:sz w:val="28"/>
+                <w:szCs w:val="28"/>
+              </w:rPr>
+              <w:t>граница</w:t>
+            </w:r>
+            <w:proofErr w:type="spellEnd"/>
           </w:p>
         </w:tc>
         <w:tc>
@@ -3105,14 +3700,34 @@
                 <w:szCs w:val="28"/>
               </w:rPr>
             </w:pPr>
+            <w:proofErr w:type="spellStart"/>
             <w:r>
               <w:rPr>
                 <w:rFonts w:cs="Times New Roman"/>
                 <w:sz w:val="28"/>
                 <w:szCs w:val="28"/>
               </w:rPr>
-              <w:t>верхняя граница</w:t>
+              <w:t>верхняя</w:t>
             </w:r>
+            <w:proofErr w:type="spellEnd"/>
+            <w:r>
+              <w:rPr>
+                <w:rFonts w:cs="Times New Roman"/>
+                <w:sz w:val="28"/>
+                <w:szCs w:val="28"/>
+              </w:rPr>
+              <w:t xml:space="preserve"> </w:t>
+            </w:r>
+            <w:proofErr w:type="spellStart"/>
+            <w:r>
+              <w:rPr>
+                <w:rFonts w:cs="Times New Roman"/>
+                <w:sz w:val="28"/>
+                <w:szCs w:val="28"/>
+              </w:rPr>
+              <w:t>граница</w:t>
+            </w:r>
+            <w:proofErr w:type="spellEnd"/>
           </w:p>
         </w:tc>
         <w:tc>
@@ -3163,14 +3778,70 @@
                 <w:szCs w:val="28"/>
               </w:rPr>
             </w:pPr>
+            <w:proofErr w:type="spellStart"/>
             <w:r>
               <w:rPr>
                 <w:rFonts w:cs="Times New Roman"/>
                 <w:sz w:val="28"/>
                 <w:szCs w:val="28"/>
               </w:rPr>
-              <w:t>пустое или отсутствующее значение</w:t>
+              <w:t>пустое</w:t>
             </w:r>
+            <w:proofErr w:type="spellEnd"/>
+            <w:r>
+              <w:rPr>
+                <w:rFonts w:cs="Times New Roman"/>
+                <w:sz w:val="28"/>
+                <w:szCs w:val="28"/>
+              </w:rPr>
+              <w:t xml:space="preserve"> </w:t>
+            </w:r>
+            <w:proofErr w:type="spellStart"/>
+            <w:r>
+              <w:rPr>
+                <w:rFonts w:cs="Times New Roman"/>
+                <w:sz w:val="28"/>
+                <w:szCs w:val="28"/>
+              </w:rPr>
+              <w:t>или</w:t>
+            </w:r>
+            <w:proofErr w:type="spellEnd"/>
+            <w:r>
+              <w:rPr>
+                <w:rFonts w:cs="Times New Roman"/>
+                <w:sz w:val="28"/>
+                <w:szCs w:val="28"/>
+              </w:rPr>
+              <w:t xml:space="preserve"> </w:t>
+            </w:r>
+            <w:proofErr w:type="spellStart"/>
+            <w:r>
+              <w:rPr>
+                <w:rFonts w:cs="Times New Roman"/>
+                <w:sz w:val="28"/>
+                <w:szCs w:val="28"/>
+              </w:rPr>
+              <w:t>отсутствующее</w:t>
+            </w:r>
+            <w:proofErr w:type="spellEnd"/>
+            <w:r>
+              <w:rPr>
+                <w:rFonts w:cs="Times New Roman"/>
+                <w:sz w:val="28"/>
+                <w:szCs w:val="28"/>
+              </w:rPr>
+              <w:t xml:space="preserve"> </w:t>
+            </w:r>
+            <w:proofErr w:type="spellStart"/>
+            <w:r>
+              <w:rPr>
+                <w:rFonts w:cs="Times New Roman"/>
+                <w:sz w:val="28"/>
+                <w:szCs w:val="28"/>
+              </w:rPr>
+              <w:t>значение</w:t>
+            </w:r>
+            <w:proofErr w:type="spellEnd"/>
           </w:p>
         </w:tc>
         <w:tc>
@@ -3189,14 +3860,34 @@
                 <w:szCs w:val="28"/>
               </w:rPr>
             </w:pPr>
+            <w:proofErr w:type="spellStart"/>
             <w:r>
               <w:rPr>
                 <w:rFonts w:cs="Times New Roman"/>
                 <w:sz w:val="28"/>
                 <w:szCs w:val="28"/>
               </w:rPr>
-              <w:t>контролируемая ошибка</w:t>
+              <w:t>контролируемая</w:t>
             </w:r>
+            <w:proofErr w:type="spellEnd"/>
+            <w:r>
+              <w:rPr>
+                <w:rFonts w:cs="Times New Roman"/>
+                <w:sz w:val="28"/>
+                <w:szCs w:val="28"/>
+              </w:rPr>
+              <w:t xml:space="preserve"> </w:t>
+            </w:r>
+            <w:proofErr w:type="spellStart"/>
+            <w:r>
+              <w:rPr>
+                <w:rFonts w:cs="Times New Roman"/>
+                <w:sz w:val="28"/>
+                <w:szCs w:val="28"/>
+              </w:rPr>
+              <w:t>ошибка</w:t>
+            </w:r>
+            <w:proofErr w:type="spellEnd"/>
           </w:p>
         </w:tc>
       </w:tr>
@@ -3219,15 +3910,52 @@
                 <w:szCs w:val="28"/>
               </w:rPr>
             </w:pPr>
+            <w:proofErr w:type="spellStart"/>
             <w:r>
               <w:rPr>
                 <w:rFonts w:cs="Times New Roman"/>
                 <w:sz w:val="28"/>
                 <w:szCs w:val="28"/>
               </w:rPr>
-              <w:lastRenderedPageBreak/>
-              <w:t>значение неверного формата</w:t>
+              <w:t>значение</w:t>
             </w:r>
+            <w:proofErr w:type="spellEnd"/>
+            <w:r>
+              <w:rPr>
+                <w:rFonts w:cs="Times New Roman"/>
+                <w:sz w:val="28"/>
+                <w:szCs w:val="28"/>
+              </w:rPr>
+              <w:t xml:space="preserve"> </w:t>
+            </w:r>
+            <w:proofErr w:type="spellStart"/>
+            <w:r>
+              <w:rPr>
+                <w:rFonts w:cs="Times New Roman"/>
+                <w:sz w:val="28"/>
+                <w:szCs w:val="28"/>
+              </w:rPr>
+              <w:t>неверного</w:t>
+            </w:r>
+            <w:proofErr w:type="spellEnd"/>
+            <w:r>
+              <w:rPr>
+                <w:rFonts w:cs="Times New Roman"/>
+                <w:sz w:val="28"/>
+                <w:szCs w:val="28"/>
+              </w:rPr>
+              <w:t xml:space="preserve"> </w:t>
+            </w:r>
+            <w:proofErr w:type="spellStart"/>
+            <w:r>
+              <w:rPr>
+                <w:rFonts w:cs="Times New Roman"/>
+                <w:sz w:val="28"/>
+                <w:szCs w:val="28"/>
+              </w:rPr>
+              <w:t>формата</w:t>
+            </w:r>
+            <w:proofErr w:type="spellEnd"/>
           </w:p>
         </w:tc>
         <w:tc>
@@ -3245,14 +3973,34 @@
                 <w:szCs w:val="28"/>
               </w:rPr>
             </w:pPr>
+            <w:proofErr w:type="spellStart"/>
             <w:r>
               <w:rPr>
                 <w:rFonts w:cs="Times New Roman"/>
                 <w:sz w:val="28"/>
                 <w:szCs w:val="28"/>
               </w:rPr>
-              <w:t>контролируемая ошибка</w:t>
+              <w:t>контролируемая</w:t>
             </w:r>
+            <w:proofErr w:type="spellEnd"/>
+            <w:r>
+              <w:rPr>
+                <w:rFonts w:cs="Times New Roman"/>
+                <w:sz w:val="28"/>
+                <w:szCs w:val="28"/>
+              </w:rPr>
+              <w:t xml:space="preserve"> </w:t>
+            </w:r>
+            <w:proofErr w:type="spellStart"/>
+            <w:r>
+              <w:rPr>
+                <w:rFonts w:cs="Times New Roman"/>
+                <w:sz w:val="28"/>
+                <w:szCs w:val="28"/>
+              </w:rPr>
+              <w:t>ошибка</w:t>
+            </w:r>
+            <w:proofErr w:type="spellEnd"/>
           </w:p>
         </w:tc>
       </w:tr>
@@ -3276,14 +4024,70 @@
                 <w:szCs w:val="28"/>
               </w:rPr>
             </w:pPr>
+            <w:proofErr w:type="spellStart"/>
             <w:r>
               <w:rPr>
                 <w:rFonts w:cs="Times New Roman"/>
                 <w:sz w:val="28"/>
                 <w:szCs w:val="28"/>
               </w:rPr>
-              <w:t>повтор или конфликт данных</w:t>
+              <w:t>повтор</w:t>
             </w:r>
+            <w:proofErr w:type="spellEnd"/>
+            <w:r>
+              <w:rPr>
+                <w:rFonts w:cs="Times New Roman"/>
+                <w:sz w:val="28"/>
+                <w:szCs w:val="28"/>
+              </w:rPr>
+              <w:t xml:space="preserve"> </w:t>
+            </w:r>
+            <w:proofErr w:type="spellStart"/>
+            <w:r>
+              <w:rPr>
+                <w:rFonts w:cs="Times New Roman"/>
+                <w:sz w:val="28"/>
+                <w:szCs w:val="28"/>
+              </w:rPr>
+              <w:t>или</w:t>
+            </w:r>
+            <w:proofErr w:type="spellEnd"/>
+            <w:r>
+              <w:rPr>
+                <w:rFonts w:cs="Times New Roman"/>
+                <w:sz w:val="28"/>
+                <w:szCs w:val="28"/>
+              </w:rPr>
+              <w:t xml:space="preserve"> </w:t>
+            </w:r>
+            <w:proofErr w:type="spellStart"/>
+            <w:r>
+              <w:rPr>
+                <w:rFonts w:cs="Times New Roman"/>
+                <w:sz w:val="28"/>
+                <w:szCs w:val="28"/>
+              </w:rPr>
+              <w:t>конфликт</w:t>
+            </w:r>
+            <w:proofErr w:type="spellEnd"/>
+            <w:r>
+              <w:rPr>
+                <w:rFonts w:cs="Times New Roman"/>
+                <w:sz w:val="28"/>
+                <w:szCs w:val="28"/>
+              </w:rPr>
+              <w:t xml:space="preserve"> </w:t>
+            </w:r>
+            <w:proofErr w:type="spellStart"/>
+            <w:r>
+              <w:rPr>
+                <w:rFonts w:cs="Times New Roman"/>
+                <w:sz w:val="28"/>
+                <w:szCs w:val="28"/>
+              </w:rPr>
+              <w:t>данных</w:t>
+            </w:r>
+            <w:proofErr w:type="spellEnd"/>
           </w:p>
         </w:tc>
         <w:tc>
@@ -3302,14 +4106,70 @@
                 <w:szCs w:val="28"/>
               </w:rPr>
             </w:pPr>
+            <w:proofErr w:type="spellStart"/>
             <w:r>
               <w:rPr>
                 <w:rFonts w:cs="Times New Roman"/>
                 <w:sz w:val="28"/>
                 <w:szCs w:val="28"/>
               </w:rPr>
-              <w:t>поведение согласно правилам работы</w:t>
+              <w:t>поведение</w:t>
             </w:r>
+            <w:proofErr w:type="spellEnd"/>
+            <w:r>
+              <w:rPr>
+                <w:rFonts w:cs="Times New Roman"/>
+                <w:sz w:val="28"/>
+                <w:szCs w:val="28"/>
+              </w:rPr>
+              <w:t xml:space="preserve"> </w:t>
+            </w:r>
+            <w:proofErr w:type="spellStart"/>
+            <w:r>
+              <w:rPr>
+                <w:rFonts w:cs="Times New Roman"/>
+                <w:sz w:val="28"/>
+                <w:szCs w:val="28"/>
+              </w:rPr>
+              <w:t>согласно</w:t>
+            </w:r>
+            <w:proofErr w:type="spellEnd"/>
+            <w:r>
+              <w:rPr>
+                <w:rFonts w:cs="Times New Roman"/>
+                <w:sz w:val="28"/>
+                <w:szCs w:val="28"/>
+              </w:rPr>
+              <w:t xml:space="preserve"> </w:t>
+            </w:r>
+            <w:proofErr w:type="spellStart"/>
+            <w:r>
+              <w:rPr>
+                <w:rFonts w:cs="Times New Roman"/>
+                <w:sz w:val="28"/>
+                <w:szCs w:val="28"/>
+              </w:rPr>
+              <w:t>правилам</w:t>
+            </w:r>
+            <w:proofErr w:type="spellEnd"/>
+            <w:r>
+              <w:rPr>
+                <w:rFonts w:cs="Times New Roman"/>
+                <w:sz w:val="28"/>
+                <w:szCs w:val="28"/>
+              </w:rPr>
+              <w:t xml:space="preserve"> </w:t>
+            </w:r>
+            <w:proofErr w:type="spellStart"/>
+            <w:r>
+              <w:rPr>
+                <w:rFonts w:cs="Times New Roman"/>
+                <w:sz w:val="28"/>
+                <w:szCs w:val="28"/>
+              </w:rPr>
+              <w:t>работы</w:t>
+            </w:r>
+            <w:proofErr w:type="spellEnd"/>
           </w:p>
         </w:tc>
       </w:tr>
@@ -3344,8 +4204,33 @@
           <w:rFonts w:ascii="Times New Roman" w:hAnsi="Times New Roman" w:cs="Times New Roman"/>
           <w:color w:val="auto"/>
         </w:rPr>
-        <w:t>. Индивидуальная часть</w:t>
-      </w:r>
+        <w:t xml:space="preserve">. </w:t>
+      </w:r>
+      <w:proofErr w:type="spellStart"/>
+      <w:r>
+        <w:rPr>
+          <w:rFonts w:ascii="Times New Roman" w:hAnsi="Times New Roman" w:cs="Times New Roman"/>
+          <w:color w:val="auto"/>
+        </w:rPr>
+        <w:t>Индивидуальная</w:t>
+      </w:r>
+      <w:proofErr w:type="spellEnd"/>
+      <w:r>
+        <w:rPr>
+          <w:rFonts w:ascii="Times New Roman" w:hAnsi="Times New Roman" w:cs="Times New Roman"/>
+          <w:color w:val="auto"/>
+        </w:rPr>
+        <w:t xml:space="preserve"> </w:t>
+      </w:r>
+      <w:proofErr w:type="spellStart"/>
+      <w:r>
+        <w:rPr>
+          <w:rFonts w:ascii="Times New Roman" w:hAnsi="Times New Roman" w:cs="Times New Roman"/>
+          <w:color w:val="auto"/>
+        </w:rPr>
+        <w:t>часть</w:t>
+      </w:r>
+      <w:proofErr w:type="spellEnd"/>
     </w:p>
     <w:p>
       <w:pPr>
@@ -3408,6 +4293,7 @@
                 <w:szCs w:val="28"/>
               </w:rPr>
             </w:pPr>
+            <w:proofErr w:type="spellStart"/>
             <w:r>
               <w:rPr>
                 <w:rFonts w:cs="Times New Roman"/>
@@ -3416,8 +4302,10 @@
                 <w:sz w:val="28"/>
                 <w:szCs w:val="28"/>
               </w:rPr>
+              <w:lastRenderedPageBreak/>
               <w:t>Вариант</w:t>
             </w:r>
+            <w:proofErr w:type="spellEnd"/>
           </w:p>
         </w:tc>
         <w:tc>
@@ -3437,6 +4325,7 @@
                 <w:szCs w:val="28"/>
               </w:rPr>
             </w:pPr>
+            <w:proofErr w:type="spellStart"/>
             <w:r>
               <w:rPr>
                 <w:rFonts w:cs="Times New Roman"/>
@@ -3445,8 +4334,31 @@
                 <w:sz w:val="28"/>
                 <w:szCs w:val="28"/>
               </w:rPr>
-              <w:t>Изменяемый аспект</w:t>
+              <w:t>Изменяемый</w:t>
             </w:r>
+            <w:proofErr w:type="spellEnd"/>
+            <w:r>
+              <w:rPr>
+                <w:rFonts w:cs="Times New Roman"/>
+                <w:b/>
+                <w:color w:val="FFFFFF" w:themeColor="background1"/>
+                <w:sz w:val="28"/>
+                <w:szCs w:val="28"/>
+              </w:rPr>
+              <w:t xml:space="preserve"> </w:t>
+            </w:r>
+            <w:proofErr w:type="spellStart"/>
+            <w:r>
+              <w:rPr>
+                <w:rFonts w:cs="Times New Roman"/>
+                <w:b/>
+                <w:color w:val="FFFFFF" w:themeColor="background1"/>
+                <w:sz w:val="28"/>
+                <w:szCs w:val="28"/>
+              </w:rPr>
+              <w:t>аспект</w:t>
+            </w:r>
+            <w:proofErr w:type="spellEnd"/>
           </w:p>
         </w:tc>
         <w:tc>
@@ -3466,6 +4378,7 @@
                 <w:szCs w:val="28"/>
               </w:rPr>
             </w:pPr>
+            <w:proofErr w:type="spellStart"/>
             <w:r>
               <w:rPr>
                 <w:rFonts w:cs="Times New Roman"/>
@@ -3476,6 +4389,7 @@
               </w:rPr>
               <w:t>Параметр</w:t>
             </w:r>
+            <w:proofErr w:type="spellEnd"/>
           </w:p>
         </w:tc>
       </w:tr>
@@ -3523,13 +4437,23 @@
                 <w:szCs w:val="28"/>
               </w:rPr>
             </w:pPr>
+            <w:proofErr w:type="spellStart"/>
             <w:r>
               <w:rPr>
                 <w:rFonts w:cs="Times New Roman"/>
                 <w:sz w:val="28"/>
                 <w:szCs w:val="28"/>
               </w:rPr>
-              <w:t>ставка НДС</w:t>
+              <w:t>ставка</w:t>
+            </w:r>
+            <w:proofErr w:type="spellEnd"/>
+            <w:r>
+              <w:rPr>
+                <w:rFonts w:cs="Times New Roman"/>
+                <w:sz w:val="28"/>
+                <w:szCs w:val="28"/>
+              </w:rPr>
+              <w:t xml:space="preserve"> НДС</w:t>
             </w:r>
           </w:p>
         </w:tc>
@@ -3556,7 +4480,27 @@
                 <w:szCs w:val="28"/>
                 <w:lang w:val="ru-RU"/>
               </w:rPr>
-              <w:t>значение или модификатор 10  точное применение определяется текстом текущего правила</w:t>
+              <w:t xml:space="preserve">значение или модификатор </w:t>
+            </w:r>
+            <w:proofErr w:type="gramStart"/>
+            <w:r>
+              <w:rPr>
+                <w:rFonts w:cs="Times New Roman"/>
+                <w:sz w:val="28"/>
+                <w:szCs w:val="28"/>
+                <w:lang w:val="ru-RU"/>
+              </w:rPr>
+              <w:t>10  точное</w:t>
+            </w:r>
+            <w:proofErr w:type="gramEnd"/>
+            <w:r>
+              <w:rPr>
+                <w:rFonts w:cs="Times New Roman"/>
+                <w:sz w:val="28"/>
+                <w:szCs w:val="28"/>
+                <w:lang w:val="ru-RU"/>
+              </w:rPr>
+              <w:t xml:space="preserve"> применение определяется текстом текущего правила</w:t>
             </w:r>
           </w:p>
         </w:tc>
@@ -3607,14 +4551,34 @@
                 <w:szCs w:val="28"/>
               </w:rPr>
             </w:pPr>
+            <w:proofErr w:type="spellStart"/>
             <w:r>
               <w:rPr>
                 <w:rFonts w:cs="Times New Roman"/>
                 <w:sz w:val="28"/>
                 <w:szCs w:val="28"/>
               </w:rPr>
-              <w:t>максимальная скидка</w:t>
+              <w:t>максимальная</w:t>
             </w:r>
+            <w:proofErr w:type="spellEnd"/>
+            <w:r>
+              <w:rPr>
+                <w:rFonts w:cs="Times New Roman"/>
+                <w:sz w:val="28"/>
+                <w:szCs w:val="28"/>
+              </w:rPr>
+              <w:t xml:space="preserve"> </w:t>
+            </w:r>
+            <w:proofErr w:type="spellStart"/>
+            <w:r>
+              <w:rPr>
+                <w:rFonts w:cs="Times New Roman"/>
+                <w:sz w:val="28"/>
+                <w:szCs w:val="28"/>
+              </w:rPr>
+              <w:t>скидка</w:t>
+            </w:r>
+            <w:proofErr w:type="spellEnd"/>
           </w:p>
         </w:tc>
         <w:tc>
@@ -3641,7 +4605,27 @@
                 <w:szCs w:val="28"/>
                 <w:lang w:val="ru-RU"/>
               </w:rPr>
-              <w:t>значение или модификатор 15  точное применение определяется текстом текущего правила</w:t>
+              <w:t xml:space="preserve">значение или модификатор </w:t>
+            </w:r>
+            <w:proofErr w:type="gramStart"/>
+            <w:r>
+              <w:rPr>
+                <w:rFonts w:cs="Times New Roman"/>
+                <w:sz w:val="28"/>
+                <w:szCs w:val="28"/>
+                <w:lang w:val="ru-RU"/>
+              </w:rPr>
+              <w:t>15  точное</w:t>
+            </w:r>
+            <w:proofErr w:type="gramEnd"/>
+            <w:r>
+              <w:rPr>
+                <w:rFonts w:cs="Times New Roman"/>
+                <w:sz w:val="28"/>
+                <w:szCs w:val="28"/>
+                <w:lang w:val="ru-RU"/>
+              </w:rPr>
+              <w:t xml:space="preserve"> применение определяется текстом текущего правила</w:t>
             </w:r>
           </w:p>
         </w:tc>
@@ -3690,14 +4674,52 @@
                 <w:szCs w:val="28"/>
               </w:rPr>
             </w:pPr>
+            <w:proofErr w:type="spellStart"/>
             <w:r>
               <w:rPr>
                 <w:rFonts w:cs="Times New Roman"/>
                 <w:sz w:val="28"/>
                 <w:szCs w:val="28"/>
               </w:rPr>
-              <w:t>порог бесплатной обработки</w:t>
+              <w:t>порог</w:t>
             </w:r>
+            <w:proofErr w:type="spellEnd"/>
+            <w:r>
+              <w:rPr>
+                <w:rFonts w:cs="Times New Roman"/>
+                <w:sz w:val="28"/>
+                <w:szCs w:val="28"/>
+              </w:rPr>
+              <w:t xml:space="preserve"> </w:t>
+            </w:r>
+            <w:proofErr w:type="spellStart"/>
+            <w:r>
+              <w:rPr>
+                <w:rFonts w:cs="Times New Roman"/>
+                <w:sz w:val="28"/>
+                <w:szCs w:val="28"/>
+              </w:rPr>
+              <w:t>бесплатной</w:t>
+            </w:r>
+            <w:proofErr w:type="spellEnd"/>
+            <w:r>
+              <w:rPr>
+                <w:rFonts w:cs="Times New Roman"/>
+                <w:sz w:val="28"/>
+                <w:szCs w:val="28"/>
+              </w:rPr>
+              <w:t xml:space="preserve"> </w:t>
+            </w:r>
+            <w:proofErr w:type="spellStart"/>
+            <w:r>
+              <w:rPr>
+                <w:rFonts w:cs="Times New Roman"/>
+                <w:sz w:val="28"/>
+                <w:szCs w:val="28"/>
+              </w:rPr>
+              <w:t>обработки</w:t>
+            </w:r>
+            <w:proofErr w:type="spellEnd"/>
           </w:p>
         </w:tc>
         <w:tc>
@@ -3723,7 +4745,27 @@
                 <w:szCs w:val="28"/>
                 <w:lang w:val="ru-RU"/>
               </w:rPr>
-              <w:t>значение или модификатор 20  точное применение определяется текстом текущего правила</w:t>
+              <w:t xml:space="preserve">значение или модификатор </w:t>
+            </w:r>
+            <w:proofErr w:type="gramStart"/>
+            <w:r>
+              <w:rPr>
+                <w:rFonts w:cs="Times New Roman"/>
+                <w:sz w:val="28"/>
+                <w:szCs w:val="28"/>
+                <w:lang w:val="ru-RU"/>
+              </w:rPr>
+              <w:t>20  точное</w:t>
+            </w:r>
+            <w:proofErr w:type="gramEnd"/>
+            <w:r>
+              <w:rPr>
+                <w:rFonts w:cs="Times New Roman"/>
+                <w:sz w:val="28"/>
+                <w:szCs w:val="28"/>
+                <w:lang w:val="ru-RU"/>
+              </w:rPr>
+              <w:t xml:space="preserve"> применение определяется текстом текущего правила</w:t>
             </w:r>
           </w:p>
         </w:tc>
@@ -3774,13 +4816,23 @@
                 <w:szCs w:val="28"/>
               </w:rPr>
             </w:pPr>
+            <w:proofErr w:type="spellStart"/>
             <w:r>
               <w:rPr>
                 <w:rFonts w:cs="Times New Roman"/>
                 <w:sz w:val="28"/>
                 <w:szCs w:val="28"/>
               </w:rPr>
-              <w:t>ставка НДС</w:t>
+              <w:t>ставка</w:t>
+            </w:r>
+            <w:proofErr w:type="spellEnd"/>
+            <w:r>
+              <w:rPr>
+                <w:rFonts w:cs="Times New Roman"/>
+                <w:sz w:val="28"/>
+                <w:szCs w:val="28"/>
+              </w:rPr>
+              <w:t xml:space="preserve"> НДС</w:t>
             </w:r>
           </w:p>
         </w:tc>
@@ -3808,7 +4860,27 @@
                 <w:szCs w:val="28"/>
                 <w:lang w:val="ru-RU"/>
               </w:rPr>
-              <w:t>значение или модификатор 25  точное применение определяется текстом текущего правила</w:t>
+              <w:t xml:space="preserve">значение или модификатор </w:t>
+            </w:r>
+            <w:proofErr w:type="gramStart"/>
+            <w:r>
+              <w:rPr>
+                <w:rFonts w:cs="Times New Roman"/>
+                <w:sz w:val="28"/>
+                <w:szCs w:val="28"/>
+                <w:lang w:val="ru-RU"/>
+              </w:rPr>
+              <w:t>25  точное</w:t>
+            </w:r>
+            <w:proofErr w:type="gramEnd"/>
+            <w:r>
+              <w:rPr>
+                <w:rFonts w:cs="Times New Roman"/>
+                <w:sz w:val="28"/>
+                <w:szCs w:val="28"/>
+                <w:lang w:val="ru-RU"/>
+              </w:rPr>
+              <w:t xml:space="preserve"> применение определяется текстом текущего правила</w:t>
             </w:r>
           </w:p>
         </w:tc>
@@ -3857,14 +4929,34 @@
                 <w:szCs w:val="28"/>
               </w:rPr>
             </w:pPr>
+            <w:proofErr w:type="spellStart"/>
             <w:r>
               <w:rPr>
                 <w:rFonts w:cs="Times New Roman"/>
                 <w:sz w:val="28"/>
                 <w:szCs w:val="28"/>
               </w:rPr>
-              <w:t>максимальная скидка</w:t>
+              <w:t>максимальная</w:t>
             </w:r>
+            <w:proofErr w:type="spellEnd"/>
+            <w:r>
+              <w:rPr>
+                <w:rFonts w:cs="Times New Roman"/>
+                <w:sz w:val="28"/>
+                <w:szCs w:val="28"/>
+              </w:rPr>
+              <w:t xml:space="preserve"> </w:t>
+            </w:r>
+            <w:proofErr w:type="spellStart"/>
+            <w:r>
+              <w:rPr>
+                <w:rFonts w:cs="Times New Roman"/>
+                <w:sz w:val="28"/>
+                <w:szCs w:val="28"/>
+              </w:rPr>
+              <w:t>скидка</w:t>
+            </w:r>
+            <w:proofErr w:type="spellEnd"/>
           </w:p>
         </w:tc>
         <w:tc>
@@ -3890,7 +4982,27 @@
                 <w:szCs w:val="28"/>
                 <w:lang w:val="ru-RU"/>
               </w:rPr>
-              <w:t>значение или модификатор 30  точное применение определяется текстом текущего правила</w:t>
+              <w:t xml:space="preserve">значение или модификатор </w:t>
+            </w:r>
+            <w:proofErr w:type="gramStart"/>
+            <w:r>
+              <w:rPr>
+                <w:rFonts w:cs="Times New Roman"/>
+                <w:sz w:val="28"/>
+                <w:szCs w:val="28"/>
+                <w:lang w:val="ru-RU"/>
+              </w:rPr>
+              <w:t>30  точное</w:t>
+            </w:r>
+            <w:proofErr w:type="gramEnd"/>
+            <w:r>
+              <w:rPr>
+                <w:rFonts w:cs="Times New Roman"/>
+                <w:sz w:val="28"/>
+                <w:szCs w:val="28"/>
+                <w:lang w:val="ru-RU"/>
+              </w:rPr>
+              <w:t xml:space="preserve"> применение определяется текстом текущего правила</w:t>
             </w:r>
           </w:p>
         </w:tc>
@@ -3941,14 +5053,52 @@
                 <w:szCs w:val="28"/>
               </w:rPr>
             </w:pPr>
+            <w:proofErr w:type="spellStart"/>
             <w:r>
               <w:rPr>
                 <w:rFonts w:cs="Times New Roman"/>
                 <w:sz w:val="28"/>
                 <w:szCs w:val="28"/>
               </w:rPr>
-              <w:t>порог бесплатной обработки</w:t>
+              <w:t>порог</w:t>
             </w:r>
+            <w:proofErr w:type="spellEnd"/>
+            <w:r>
+              <w:rPr>
+                <w:rFonts w:cs="Times New Roman"/>
+                <w:sz w:val="28"/>
+                <w:szCs w:val="28"/>
+              </w:rPr>
+              <w:t xml:space="preserve"> </w:t>
+            </w:r>
+            <w:proofErr w:type="spellStart"/>
+            <w:r>
+              <w:rPr>
+                <w:rFonts w:cs="Times New Roman"/>
+                <w:sz w:val="28"/>
+                <w:szCs w:val="28"/>
+              </w:rPr>
+              <w:t>бесплатной</w:t>
+            </w:r>
+            <w:proofErr w:type="spellEnd"/>
+            <w:r>
+              <w:rPr>
+                <w:rFonts w:cs="Times New Roman"/>
+                <w:sz w:val="28"/>
+                <w:szCs w:val="28"/>
+              </w:rPr>
+              <w:t xml:space="preserve"> </w:t>
+            </w:r>
+            <w:proofErr w:type="spellStart"/>
+            <w:r>
+              <w:rPr>
+                <w:rFonts w:cs="Times New Roman"/>
+                <w:sz w:val="28"/>
+                <w:szCs w:val="28"/>
+              </w:rPr>
+              <w:t>обработки</w:t>
+            </w:r>
+            <w:proofErr w:type="spellEnd"/>
           </w:p>
         </w:tc>
         <w:tc>
@@ -3975,7 +5125,27 @@
                 <w:szCs w:val="28"/>
                 <w:lang w:val="ru-RU"/>
               </w:rPr>
-              <w:t>значение или модификатор 35  точное применение определяется текстом текущего правила</w:t>
+              <w:t xml:space="preserve">значение или модификатор </w:t>
+            </w:r>
+            <w:proofErr w:type="gramStart"/>
+            <w:r>
+              <w:rPr>
+                <w:rFonts w:cs="Times New Roman"/>
+                <w:sz w:val="28"/>
+                <w:szCs w:val="28"/>
+                <w:lang w:val="ru-RU"/>
+              </w:rPr>
+              <w:t>35  точное</w:t>
+            </w:r>
+            <w:proofErr w:type="gramEnd"/>
+            <w:r>
+              <w:rPr>
+                <w:rFonts w:cs="Times New Roman"/>
+                <w:sz w:val="28"/>
+                <w:szCs w:val="28"/>
+                <w:lang w:val="ru-RU"/>
+              </w:rPr>
+              <w:t xml:space="preserve"> применение определяется текстом текущего правила</w:t>
             </w:r>
           </w:p>
         </w:tc>
@@ -4024,13 +5194,23 @@
                 <w:szCs w:val="28"/>
               </w:rPr>
             </w:pPr>
+            <w:proofErr w:type="spellStart"/>
             <w:r>
               <w:rPr>
                 <w:rFonts w:cs="Times New Roman"/>
                 <w:sz w:val="28"/>
                 <w:szCs w:val="28"/>
               </w:rPr>
-              <w:t>ставка НДС</w:t>
+              <w:t>ставка</w:t>
+            </w:r>
+            <w:proofErr w:type="spellEnd"/>
+            <w:r>
+              <w:rPr>
+                <w:rFonts w:cs="Times New Roman"/>
+                <w:sz w:val="28"/>
+                <w:szCs w:val="28"/>
+              </w:rPr>
+              <w:t xml:space="preserve"> НДС</w:t>
             </w:r>
           </w:p>
         </w:tc>
@@ -4057,7 +5237,27 @@
                 <w:szCs w:val="28"/>
                 <w:lang w:val="ru-RU"/>
               </w:rPr>
-              <w:t>значение или модификатор 40  точное применение определяется текстом текущего правила</w:t>
+              <w:t xml:space="preserve">значение или модификатор </w:t>
+            </w:r>
+            <w:proofErr w:type="gramStart"/>
+            <w:r>
+              <w:rPr>
+                <w:rFonts w:cs="Times New Roman"/>
+                <w:sz w:val="28"/>
+                <w:szCs w:val="28"/>
+                <w:lang w:val="ru-RU"/>
+              </w:rPr>
+              <w:t>40  точное</w:t>
+            </w:r>
+            <w:proofErr w:type="gramEnd"/>
+            <w:r>
+              <w:rPr>
+                <w:rFonts w:cs="Times New Roman"/>
+                <w:sz w:val="28"/>
+                <w:szCs w:val="28"/>
+                <w:lang w:val="ru-RU"/>
+              </w:rPr>
+              <w:t xml:space="preserve"> применение определяется текстом текущего правила</w:t>
             </w:r>
           </w:p>
         </w:tc>
@@ -4108,14 +5308,34 @@
                 <w:szCs w:val="28"/>
               </w:rPr>
             </w:pPr>
+            <w:proofErr w:type="spellStart"/>
             <w:r>
               <w:rPr>
                 <w:rFonts w:cs="Times New Roman"/>
                 <w:sz w:val="28"/>
                 <w:szCs w:val="28"/>
               </w:rPr>
-              <w:t>максимальная скидка</w:t>
+              <w:t>максимальная</w:t>
             </w:r>
+            <w:proofErr w:type="spellEnd"/>
+            <w:r>
+              <w:rPr>
+                <w:rFonts w:cs="Times New Roman"/>
+                <w:sz w:val="28"/>
+                <w:szCs w:val="28"/>
+              </w:rPr>
+              <w:t xml:space="preserve"> </w:t>
+            </w:r>
+            <w:proofErr w:type="spellStart"/>
+            <w:r>
+              <w:rPr>
+                <w:rFonts w:cs="Times New Roman"/>
+                <w:sz w:val="28"/>
+                <w:szCs w:val="28"/>
+              </w:rPr>
+              <w:t>скидка</w:t>
+            </w:r>
+            <w:proofErr w:type="spellEnd"/>
           </w:p>
         </w:tc>
         <w:tc>
@@ -4142,7 +5362,27 @@
                 <w:szCs w:val="28"/>
                 <w:lang w:val="ru-RU"/>
               </w:rPr>
-              <w:t>значение или модификатор 45  точное применение определяется текстом текущего правила</w:t>
+              <w:t xml:space="preserve">значение или модификатор </w:t>
+            </w:r>
+            <w:proofErr w:type="gramStart"/>
+            <w:r>
+              <w:rPr>
+                <w:rFonts w:cs="Times New Roman"/>
+                <w:sz w:val="28"/>
+                <w:szCs w:val="28"/>
+                <w:lang w:val="ru-RU"/>
+              </w:rPr>
+              <w:t>45  точное</w:t>
+            </w:r>
+            <w:proofErr w:type="gramEnd"/>
+            <w:r>
+              <w:rPr>
+                <w:rFonts w:cs="Times New Roman"/>
+                <w:sz w:val="28"/>
+                <w:szCs w:val="28"/>
+                <w:lang w:val="ru-RU"/>
+              </w:rPr>
+              <w:t xml:space="preserve"> применение определяется текстом текущего правила</w:t>
             </w:r>
           </w:p>
         </w:tc>
@@ -4188,8 +5428,66 @@
           <w:szCs w:val="28"/>
           <w:lang w:val="ru-RU"/>
         </w:rPr>
-        <w:lastRenderedPageBreak/>
-        <w:t>__________________________________________________________________________</w:t>
+        <w:t>_____</w:t>
+      </w:r>
+      <w:r>
+        <w:rPr>
+          <w:rFonts w:cs="Times New Roman"/>
+          <w:sz w:val="28"/>
+          <w:szCs w:val="28"/>
+          <w:lang w:val="ru-RU"/>
+        </w:rPr>
+        <w:t>Вариант 8</w:t>
+      </w:r>
+      <w:r>
+        <w:rPr>
+          <w:rFonts w:cs="Times New Roman"/>
+          <w:sz w:val="28"/>
+          <w:szCs w:val="28"/>
+          <w:lang w:val="ru-RU"/>
+        </w:rPr>
+        <w:t>______________________________</w:t>
+      </w:r>
+      <w:r>
+        <w:rPr>
+          <w:rFonts w:cs="Times New Roman"/>
+          <w:sz w:val="28"/>
+          <w:szCs w:val="28"/>
+          <w:highlight w:val="yellow"/>
+        </w:rPr>
+        <w:t>C</w:t>
+      </w:r>
+      <w:r>
+        <w:rPr>
+          <w:rFonts w:cs="Times New Roman"/>
+          <w:sz w:val="28"/>
+          <w:szCs w:val="28"/>
+          <w:highlight w:val="yellow"/>
+          <w:lang w:val="ru-RU"/>
+        </w:rPr>
+        <w:t xml:space="preserve">кидка задаётся в процентах </w:t>
+      </w:r>
+      <w:r>
+        <w:rPr>
+          <w:rFonts w:cs="Times New Roman"/>
+          <w:b/>
+          <w:bCs/>
+          <w:sz w:val="28"/>
+          <w:szCs w:val="28"/>
+          <w:highlight w:val="yellow"/>
+          <w:lang w:val="ru-RU"/>
+        </w:rPr>
+        <w:t>от 0 до 45</w:t>
+      </w:r>
+      <w:r>
+        <w:rPr>
+          <w:rFonts w:cs="Times New Roman"/>
+          <w:sz w:val="28"/>
+          <w:szCs w:val="28"/>
+          <w:highlight w:val="yellow"/>
+          <w:lang w:val="ru-RU"/>
+        </w:rPr>
+        <w:t>_________________________________________________________________________</w:t>
       </w:r>
     </w:p>
     <w:p>
@@ -4302,6 +5600,7 @@
           <w:szCs w:val="28"/>
           <w:lang w:val="ru-RU"/>
         </w:rPr>
+        <w:lastRenderedPageBreak/>
         <w:t>__________________________________________________________________________</w:t>
       </w:r>
       <w:r>
@@ -4309,9 +5608,132 @@
           <w:rFonts w:cs="Times New Roman"/>
           <w:sz w:val="28"/>
           <w:szCs w:val="28"/>
-          <w:lang w:val="ru-RU"/>
-        </w:rPr>
-        <w:t>__________________________________________________________________________</w:t>
+          <w:highlight w:val="yellow"/>
+          <w:lang w:val="ru-RU"/>
+        </w:rPr>
+        <w:t xml:space="preserve">Диапазоны в </w:t>
+      </w:r>
+      <w:proofErr w:type="spellStart"/>
+      <w:r>
+        <w:rPr>
+          <w:rFonts w:cs="Times New Roman"/>
+          <w:sz w:val="28"/>
+          <w:szCs w:val="28"/>
+          <w:highlight w:val="yellow"/>
+        </w:rPr>
+        <w:t>OrderCalculator</w:t>
+      </w:r>
+      <w:proofErr w:type="spellEnd"/>
+      <w:r>
+        <w:rPr>
+          <w:rFonts w:cs="Times New Roman"/>
+          <w:sz w:val="28"/>
+          <w:szCs w:val="28"/>
+          <w:highlight w:val="yellow"/>
+          <w:lang w:val="ru-RU"/>
+        </w:rPr>
+        <w:t>.</w:t>
+      </w:r>
+      <w:proofErr w:type="spellStart"/>
+      <w:r>
+        <w:rPr>
+          <w:rFonts w:cs="Times New Roman"/>
+          <w:sz w:val="28"/>
+          <w:szCs w:val="28"/>
+          <w:highlight w:val="yellow"/>
+        </w:rPr>
+        <w:t>errorOf</w:t>
+      </w:r>
+      <w:proofErr w:type="spellEnd"/>
+      <w:r>
+        <w:rPr>
+          <w:rFonts w:cs="Times New Roman"/>
+          <w:sz w:val="28"/>
+          <w:szCs w:val="28"/>
+          <w:highlight w:val="yellow"/>
+          <w:lang w:val="ru-RU"/>
+        </w:rPr>
+        <w:t xml:space="preserve">(): вызывается из </w:t>
+      </w:r>
+      <w:r>
+        <w:rPr>
+          <w:rFonts w:cs="Times New Roman"/>
+          <w:sz w:val="28"/>
+          <w:szCs w:val="28"/>
+          <w:highlight w:val="yellow"/>
+        </w:rPr>
+        <w:t>main</w:t>
+      </w:r>
+      <w:r>
+        <w:rPr>
+          <w:rFonts w:cs="Times New Roman"/>
+          <w:sz w:val="28"/>
+          <w:szCs w:val="28"/>
+          <w:highlight w:val="yellow"/>
+          <w:lang w:val="ru-RU"/>
+        </w:rPr>
+        <w:t xml:space="preserve"> после разбора и до расчёта, ловит количество, цену, скидку. </w:t>
+      </w:r>
+      <w:r>
+        <w:rPr>
+          <w:rFonts w:cs="Times New Roman"/>
+          <w:sz w:val="28"/>
+          <w:szCs w:val="28"/>
+          <w:highlight w:val="yellow"/>
+          <w:lang w:val="ru-RU"/>
+        </w:rPr>
+        <w:t xml:space="preserve">А до этого отсекаются </w:t>
+      </w:r>
+      <w:r>
+        <w:rPr>
+          <w:rFonts w:cs="Times New Roman"/>
+          <w:sz w:val="28"/>
+          <w:szCs w:val="28"/>
+          <w:highlight w:val="yellow"/>
+          <w:lang w:val="ru-RU"/>
+        </w:rPr>
+        <w:t>«</w:t>
+      </w:r>
+      <w:proofErr w:type="spellStart"/>
+      <w:r>
+        <w:rPr>
+          <w:rFonts w:cs="Times New Roman"/>
+          <w:sz w:val="28"/>
+          <w:szCs w:val="28"/>
+          <w:highlight w:val="yellow"/>
+        </w:rPr>
+        <w:t>abc</w:t>
+      </w:r>
+      <w:proofErr w:type="spellEnd"/>
+      <w:r>
+        <w:rPr>
+          <w:rFonts w:cs="Times New Roman"/>
+          <w:sz w:val="28"/>
+          <w:szCs w:val="28"/>
+          <w:highlight w:val="yellow"/>
+          <w:lang w:val="ru-RU"/>
+        </w:rPr>
+        <w:t>» и пустые строки.</w:t>
+      </w:r>
+      <w:r>
+        <w:rPr>
+          <w:rFonts w:cs="Times New Roman"/>
+          <w:sz w:val="28"/>
+          <w:szCs w:val="28"/>
+          <w:highlight w:val="yellow"/>
+          <w:lang w:val="ru-RU"/>
+        </w:rPr>
+        <w:t>________________________________________________________________________</w:t>
+      </w:r>
+      <w:r>
+        <w:rPr>
+          <w:rFonts w:cs="Times New Roman"/>
+          <w:sz w:val="28"/>
+          <w:szCs w:val="28"/>
+          <w:highlight w:val="yellow"/>
+          <w:lang w:val="ru-RU"/>
+        </w:rPr>
+        <w:t>________________________________________________________________________________________________</w:t>
       </w:r>
     </w:p>
     <w:p>
@@ -4341,6 +5763,8 @@
         <w:jc w:val="both"/>
         <w:rPr>
           <w:rFonts w:cs="Times New Roman"/>
+          <w:i/>
+          <w:iCs/>
           <w:sz w:val="28"/>
           <w:szCs w:val="28"/>
           <w:lang w:val="ru-RU"/>
@@ -4349,11 +5773,14 @@
       <w:r>
         <w:rPr>
           <w:rFonts w:cs="Times New Roman"/>
-          <w:sz w:val="28"/>
-          <w:szCs w:val="28"/>
-          <w:lang w:val="ru-RU"/>
-        </w:rPr>
-        <w:t>__________________________________________________________________________</w:t>
+          <w:b/>
+          <w:i/>
+          <w:iCs/>
+          <w:sz w:val="28"/>
+          <w:szCs w:val="28"/>
+          <w:lang w:val="ru-RU"/>
+        </w:rPr>
+        <w:t>Какой метод или класс содержит ключевое бизнес-правило и почему вы разместили его именно там</w:t>
       </w:r>
     </w:p>
     <w:p>
@@ -4362,8 +5789,6 @@
         <w:jc w:val="both"/>
         <w:rPr>
           <w:rFonts w:cs="Times New Roman"/>
-          <w:i/>
-          <w:iCs/>
           <w:sz w:val="28"/>
           <w:szCs w:val="28"/>
           <w:lang w:val="ru-RU"/>
@@ -4372,14 +5797,51 @@
       <w:r>
         <w:rPr>
           <w:rFonts w:cs="Times New Roman"/>
-          <w:b/>
-          <w:i/>
-          <w:iCs/>
-          <w:sz w:val="28"/>
-          <w:szCs w:val="28"/>
-          <w:lang w:val="ru-RU"/>
-        </w:rPr>
-        <w:t>Какой метод или класс содержит ключевое бизнес-правило и почему вы разместили его именно там</w:t>
+          <w:sz w:val="28"/>
+          <w:szCs w:val="28"/>
+          <w:lang w:val="ru-RU"/>
+        </w:rPr>
+        <w:t>__</w:t>
+      </w:r>
+      <w:proofErr w:type="spellStart"/>
+      <w:r>
+        <w:rPr>
+          <w:rFonts w:cs="Times New Roman"/>
+          <w:sz w:val="28"/>
+          <w:szCs w:val="28"/>
+          <w:highlight w:val="yellow"/>
+          <w:lang w:val="ru-RU"/>
+        </w:rPr>
+        <w:t>Ндс</w:t>
+      </w:r>
+      <w:proofErr w:type="spellEnd"/>
+      <w:r>
+        <w:rPr>
+          <w:rFonts w:cs="Times New Roman"/>
+          <w:sz w:val="28"/>
+          <w:szCs w:val="28"/>
+          <w:highlight w:val="yellow"/>
+          <w:lang w:val="ru-RU"/>
+        </w:rPr>
+        <w:t xml:space="preserve"> считается от суммы после скидки</w:t>
+      </w:r>
+      <w:r>
+        <w:rPr>
+          <w:rFonts w:cs="Times New Roman"/>
+          <w:sz w:val="28"/>
+          <w:szCs w:val="28"/>
+          <w:lang w:val="ru-RU"/>
+        </w:rPr>
+        <w:t xml:space="preserve"> </w:t>
+      </w:r>
+      <w:r>
+        <w:rPr>
+          <w:rFonts w:cs="Times New Roman"/>
+          <w:sz w:val="28"/>
+          <w:szCs w:val="28"/>
+          <w:lang w:val="ru-RU"/>
+        </w:rPr>
+        <w:t>__________________________________________________________________________________________________________________________________________________</w:t>
       </w:r>
     </w:p>
     <w:p>
@@ -4400,7 +5862,7 @@
           <w:szCs w:val="28"/>
           <w:lang w:val="ru-RU"/>
         </w:rPr>
-        <w:t>____________________________________________________________________________________________________________________________________________________</w:t>
+        <w:t>__________________________________________________________________________</w:t>
       </w:r>
     </w:p>
     <w:p>
@@ -4426,6 +5888,55 @@
     </w:p>
     <w:p>
       <w:pPr>
+        <w:spacing w:line="360" w:lineRule="auto"/>
+        <w:jc w:val="both"/>
+        <w:rPr>
+          <w:rFonts w:cs="Times New Roman"/>
+          <w:i/>
+          <w:iCs/>
+          <w:sz w:val="28"/>
+          <w:szCs w:val="28"/>
+          <w:lang w:val="ru-RU"/>
+        </w:rPr>
+      </w:pPr>
+      <w:r>
+        <w:rPr>
+          <w:rFonts w:cs="Times New Roman"/>
+          <w:b/>
+          <w:i/>
+          <w:iCs/>
+          <w:sz w:val="28"/>
+          <w:szCs w:val="28"/>
+          <w:lang w:val="ru-RU"/>
+        </w:rPr>
+        <w:t xml:space="preserve">Как </w:t>
+      </w:r>
+      <w:r>
+        <w:rPr>
+          <w:rFonts w:cs="Times New Roman"/>
+          <w:b/>
+          <w:i/>
+          <w:iCs/>
+          <w:sz w:val="28"/>
+          <w:szCs w:val="28"/>
+        </w:rPr>
+        <w:t>Activity</w:t>
+      </w:r>
+      <w:r>
+        <w:rPr>
+          <w:rFonts w:cs="Times New Roman"/>
+          <w:b/>
+          <w:i/>
+          <w:iCs/>
+          <w:sz w:val="28"/>
+          <w:szCs w:val="28"/>
+          <w:lang w:val="ru-RU"/>
+        </w:rPr>
+        <w:t>-диаграмма отражает один конкретный участок вашего кода</w:t>
+      </w:r>
+    </w:p>
+    <w:p>
+      <w:pPr>
         <w:spacing w:after="20" w:line="360" w:lineRule="auto"/>
         <w:jc w:val="both"/>
         <w:rPr>
@@ -4440,10 +5951,291 @@
           <w:rFonts w:cs="Times New Roman"/>
           <w:sz w:val="28"/>
           <w:szCs w:val="28"/>
-          <w:lang w:val="ru-RU"/>
-        </w:rPr>
-        <w:t>__________________________________________________________________________</w:t>
-      </w:r>
+        </w:rPr>
+        <w:t>__</w:t>
+      </w:r>
+      <w:r>
+        <w:rPr>
+          <w:rFonts w:cs="Times New Roman"/>
+          <w:sz w:val="28"/>
+          <w:szCs w:val="28"/>
+          <w:lang w:val="ru-RU"/>
+        </w:rPr>
+        <w:t>Проверка</w:t>
+      </w:r>
+      <w:r>
+        <w:rPr>
+          <w:rFonts w:cs="Times New Roman"/>
+          <w:sz w:val="28"/>
+          <w:szCs w:val="28"/>
+        </w:rPr>
+        <w:t xml:space="preserve"> </w:t>
+      </w:r>
+      <w:r>
+        <w:rPr>
+          <w:rFonts w:cs="Times New Roman"/>
+          <w:sz w:val="28"/>
+          <w:szCs w:val="28"/>
+          <w:lang w:val="ru-RU"/>
+        </w:rPr>
+        <w:t>цены</w:t>
+      </w:r>
+      <w:r>
+        <w:rPr>
+          <w:rFonts w:cs="Times New Roman"/>
+          <w:sz w:val="28"/>
+          <w:szCs w:val="28"/>
+        </w:rPr>
+        <w:t xml:space="preserve"> </w:t>
+      </w:r>
+    </w:p>
+    <w:p>
+      <w:pPr>
+        <w:spacing w:after="20" w:line="360" w:lineRule="auto"/>
+        <w:jc w:val="both"/>
+        <w:rPr>
+          <w:rFonts w:cs="Times New Roman"/>
+          <w:sz w:val="28"/>
+          <w:szCs w:val="28"/>
+        </w:rPr>
+      </w:pPr>
+      <w:r>
+        <w:rPr>
+          <w:rFonts w:cs="Times New Roman"/>
+          <w:sz w:val="28"/>
+          <w:szCs w:val="28"/>
+        </w:rPr>
+        <w:t>1)</w:t>
+      </w:r>
+      <w:r>
+        <w:rPr>
+          <w:rFonts w:cs="Times New Roman"/>
+          <w:sz w:val="28"/>
+          <w:szCs w:val="28"/>
+        </w:rPr>
+        <w:t xml:space="preserve"> </w:t>
+      </w:r>
+      <w:r>
+        <w:rPr>
+          <w:rFonts w:cs="Times New Roman"/>
+          <w:sz w:val="28"/>
+          <w:szCs w:val="28"/>
+        </w:rPr>
+        <w:t xml:space="preserve">if </w:t>
+      </w:r>
+      <w:proofErr w:type="gramStart"/>
+      <w:r>
+        <w:rPr>
+          <w:rFonts w:cs="Times New Roman"/>
+          <w:sz w:val="28"/>
+          <w:szCs w:val="28"/>
+        </w:rPr>
+        <w:t>(!(</w:t>
+      </w:r>
+      <w:proofErr w:type="spellStart"/>
+      <w:proofErr w:type="gramEnd"/>
+      <w:r>
+        <w:rPr>
+          <w:rFonts w:cs="Times New Roman"/>
+          <w:sz w:val="28"/>
+          <w:szCs w:val="28"/>
+        </w:rPr>
+        <w:t>unitPrice</w:t>
+      </w:r>
+      <w:proofErr w:type="spellEnd"/>
+      <w:r>
+        <w:rPr>
+          <w:rFonts w:cs="Times New Roman"/>
+          <w:sz w:val="28"/>
+          <w:szCs w:val="28"/>
+        </w:rPr>
+        <w:t xml:space="preserve"> &gt; 0) || </w:t>
+      </w:r>
+      <w:proofErr w:type="spellStart"/>
+      <w:r>
+        <w:rPr>
+          <w:rFonts w:cs="Times New Roman"/>
+          <w:sz w:val="28"/>
+          <w:szCs w:val="28"/>
+        </w:rPr>
+        <w:t>unitPrice</w:t>
+      </w:r>
+      <w:proofErr w:type="spellEnd"/>
+      <w:r>
+        <w:rPr>
+          <w:rFonts w:cs="Times New Roman"/>
+          <w:sz w:val="28"/>
+          <w:szCs w:val="28"/>
+        </w:rPr>
+        <w:t xml:space="preserve"> &gt; MAX_UNIT_PRICE)</w:t>
+      </w:r>
+    </w:p>
+    <w:p>
+      <w:pPr>
+        <w:spacing w:after="20" w:line="360" w:lineRule="auto"/>
+        <w:jc w:val="both"/>
+        <w:rPr>
+          <w:rFonts w:cs="Times New Roman"/>
+          <w:sz w:val="28"/>
+          <w:szCs w:val="28"/>
+          <w:lang w:val="ru-RU"/>
+        </w:rPr>
+      </w:pPr>
+      <w:r>
+        <w:rPr>
+          <w:rFonts w:cs="Times New Roman"/>
+          <w:sz w:val="28"/>
+          <w:szCs w:val="28"/>
+          <w:lang w:val="ru-RU"/>
+        </w:rPr>
+        <w:t>2)</w:t>
+      </w:r>
+      <w:r>
+        <w:rPr>
+          <w:rFonts w:cs="Times New Roman"/>
+          <w:sz w:val="28"/>
+          <w:szCs w:val="28"/>
+          <w:lang w:val="ru-RU"/>
+        </w:rPr>
+        <w:t xml:space="preserve"> </w:t>
+      </w:r>
+      <w:r>
+        <w:rPr>
+          <w:rFonts w:cs="Times New Roman"/>
+          <w:sz w:val="28"/>
+          <w:szCs w:val="28"/>
+        </w:rPr>
+        <w:t>return</w:t>
+      </w:r>
+      <w:r>
+        <w:rPr>
+          <w:rFonts w:cs="Times New Roman"/>
+          <w:sz w:val="28"/>
+          <w:szCs w:val="28"/>
+          <w:lang w:val="ru-RU"/>
+        </w:rPr>
+        <w:t xml:space="preserve"> "цена должна быть больше 0 и не больше 5 000 000 руб., получено: " + </w:t>
+      </w:r>
+      <w:proofErr w:type="spellStart"/>
+      <w:r>
+        <w:rPr>
+          <w:rFonts w:cs="Times New Roman"/>
+          <w:sz w:val="28"/>
+          <w:szCs w:val="28"/>
+        </w:rPr>
+        <w:t>unitPrice</w:t>
+      </w:r>
+      <w:proofErr w:type="spellEnd"/>
+      <w:r>
+        <w:rPr>
+          <w:rFonts w:cs="Times New Roman"/>
+          <w:sz w:val="28"/>
+          <w:szCs w:val="28"/>
+          <w:lang w:val="ru-RU"/>
+        </w:rPr>
+        <w:t>;</w:t>
+      </w:r>
+    </w:p>
+    <w:p>
+      <w:pPr>
+        <w:spacing w:after="20" w:line="360" w:lineRule="auto"/>
+        <w:jc w:val="both"/>
+        <w:rPr>
+          <w:rFonts w:cs="Times New Roman"/>
+          <w:sz w:val="28"/>
+          <w:szCs w:val="28"/>
+        </w:rPr>
+      </w:pPr>
+      <w:r>
+        <w:rPr>
+          <w:rFonts w:cs="Times New Roman"/>
+          <w:sz w:val="28"/>
+          <w:szCs w:val="28"/>
+        </w:rPr>
+        <w:t xml:space="preserve">3) </w:t>
+      </w:r>
+      <w:r>
+        <w:rPr>
+          <w:rFonts w:cs="Times New Roman"/>
+          <w:sz w:val="28"/>
+          <w:szCs w:val="28"/>
+        </w:rPr>
+        <w:t>if (</w:t>
+      </w:r>
+      <w:proofErr w:type="gramStart"/>
+      <w:r>
+        <w:rPr>
+          <w:rFonts w:cs="Times New Roman"/>
+          <w:sz w:val="28"/>
+          <w:szCs w:val="28"/>
+        </w:rPr>
+        <w:t>error !</w:t>
+      </w:r>
+      <w:proofErr w:type="gramEnd"/>
+      <w:r>
+        <w:rPr>
+          <w:rFonts w:cs="Times New Roman"/>
+          <w:sz w:val="28"/>
+          <w:szCs w:val="28"/>
+        </w:rPr>
+        <w:t xml:space="preserve">= null) </w:t>
+      </w:r>
+      <w:proofErr w:type="gramStart"/>
+      <w:r>
+        <w:rPr>
+          <w:rFonts w:cs="Times New Roman"/>
+          <w:sz w:val="28"/>
+          <w:szCs w:val="28"/>
+        </w:rPr>
+        <w:t xml:space="preserve">{ </w:t>
+      </w:r>
+      <w:proofErr w:type="spellStart"/>
+      <w:r>
+        <w:rPr>
+          <w:rFonts w:cs="Times New Roman"/>
+          <w:sz w:val="28"/>
+          <w:szCs w:val="28"/>
+        </w:rPr>
+        <w:t>System.out.println</w:t>
+      </w:r>
+      <w:proofErr w:type="spellEnd"/>
+      <w:proofErr w:type="gramEnd"/>
+      <w:r>
+        <w:rPr>
+          <w:rFonts w:cs="Times New Roman"/>
+          <w:sz w:val="28"/>
+          <w:szCs w:val="28"/>
+        </w:rPr>
+        <w:t>("</w:t>
+      </w:r>
+      <w:proofErr w:type="spellStart"/>
+      <w:r>
+        <w:rPr>
+          <w:rFonts w:cs="Times New Roman"/>
+          <w:sz w:val="28"/>
+          <w:szCs w:val="28"/>
+        </w:rPr>
+        <w:t>Ошибка</w:t>
+      </w:r>
+      <w:proofErr w:type="spellEnd"/>
+      <w:r>
+        <w:rPr>
+          <w:rFonts w:cs="Times New Roman"/>
+          <w:sz w:val="28"/>
+          <w:szCs w:val="28"/>
+        </w:rPr>
+        <w:t>: " + error + ...); return</w:t>
+      </w:r>
+      <w:proofErr w:type="gramStart"/>
+      <w:r>
+        <w:rPr>
+          <w:rFonts w:cs="Times New Roman"/>
+          <w:sz w:val="28"/>
+          <w:szCs w:val="28"/>
+        </w:rPr>
+        <w:t>; }</w:t>
+      </w:r>
+      <w:proofErr w:type="gramEnd"/>
     </w:p>
     <w:p>
       <w:pPr>
@@ -4468,30 +6260,7 @@
           <w:szCs w:val="28"/>
           <w:lang w:val="ru-RU"/>
         </w:rPr>
-        <w:t xml:space="preserve">Как </w:t>
-      </w:r>
-      <w:r>
-        <w:rPr>
-          <w:rFonts w:cs="Times New Roman"/>
-          <w:b/>
-          <w:i/>
-          <w:iCs/>
-          <w:sz w:val="28"/>
-          <w:szCs w:val="28"/>
-        </w:rPr>
-        <w:t>Activity</w:t>
-      </w:r>
-      <w:r>
-        <w:rPr>
-          <w:rFonts w:cs="Times New Roman"/>
-          <w:b/>
-          <w:i/>
-          <w:iCs/>
-          <w:sz w:val="28"/>
-          <w:szCs w:val="28"/>
-          <w:lang w:val="ru-RU"/>
-        </w:rPr>
-        <w:t>-диаграмма отражает один конкретный участок вашего кода</w:t>
+        <w:t>Какое изменение требования в этой работе должно затронуть минимальное количество классов и почему</w:t>
       </w:r>
     </w:p>
     <w:p>
@@ -4510,9 +6279,80 @@
           <w:rFonts w:cs="Times New Roman"/>
           <w:sz w:val="28"/>
           <w:szCs w:val="28"/>
-          <w:lang w:val="ru-RU"/>
-        </w:rPr>
-        <w:t>____________________________________________________________________________________________________________________________________________________</w:t>
+          <w:highlight w:val="yellow"/>
+          <w:lang w:val="ru-RU"/>
+        </w:rPr>
+        <w:t>_</w:t>
+      </w:r>
+      <w:r>
+        <w:rPr>
+          <w:rFonts w:cs="Times New Roman"/>
+          <w:sz w:val="28"/>
+          <w:szCs w:val="28"/>
+          <w:highlight w:val="yellow"/>
+          <w:lang w:val="ru-RU"/>
+        </w:rPr>
+        <w:t>____________________________________________</w:t>
+      </w:r>
+      <w:r>
+        <w:rPr>
+          <w:rFonts w:cs="Times New Roman"/>
+          <w:sz w:val="28"/>
+          <w:szCs w:val="28"/>
+          <w:highlight w:val="yellow"/>
+          <w:lang w:val="ru-RU"/>
+        </w:rPr>
+        <w:t>_</w:t>
+      </w:r>
+      <w:r>
+        <w:rPr>
+          <w:rFonts w:cs="Times New Roman"/>
+          <w:sz w:val="28"/>
+          <w:szCs w:val="28"/>
+          <w:highlight w:val="yellow"/>
+          <w:lang w:val="ru-RU"/>
+        </w:rPr>
+        <w:t>Максимальная Скидка или ставка НДС</w:t>
+      </w:r>
+      <w:r>
+        <w:rPr>
+          <w:rFonts w:cs="Times New Roman"/>
+          <w:sz w:val="28"/>
+          <w:szCs w:val="28"/>
+          <w:highlight w:val="yellow"/>
+          <w:lang w:val="ru-RU"/>
+        </w:rPr>
+        <w:t>_______________________________________________________________________</w:t>
+      </w:r>
+      <w:r>
+        <w:rPr>
+          <w:rFonts w:cs="Times New Roman"/>
+          <w:sz w:val="28"/>
+          <w:szCs w:val="28"/>
+          <w:highlight w:val="yellow"/>
+          <w:lang w:val="ru-RU"/>
+        </w:rPr>
+        <w:t>Потому что одна константа блока</w:t>
+      </w:r>
+      <w:r>
+        <w:rPr>
+          <w:rFonts w:cs="Times New Roman"/>
+          <w:sz w:val="28"/>
+          <w:szCs w:val="28"/>
+          <w:highlight w:val="yellow"/>
+          <w:lang w:val="ru-RU"/>
+        </w:rPr>
+        <w:t xml:space="preserve"> и всё в одном файле</w:t>
+      </w:r>
+      <w:r>
+        <w:rPr>
+          <w:rFonts w:cs="Times New Roman"/>
+          <w:sz w:val="28"/>
+          <w:szCs w:val="28"/>
+          <w:highlight w:val="yellow"/>
+          <w:lang w:val="ru-RU"/>
+        </w:rPr>
+        <w:t>___________________________________________________________________________</w:t>
       </w:r>
     </w:p>
     <w:p>
@@ -4554,95 +6394,7 @@
           <w:szCs w:val="28"/>
           <w:lang w:val="ru-RU"/>
         </w:rPr>
-        <w:t>__________________________________________________________________________</w:t>
-      </w:r>
-    </w:p>
-    <w:p>
-      <w:pPr>
-        <w:spacing w:line="360" w:lineRule="auto"/>
-        <w:jc w:val="both"/>
-        <w:rPr>
-          <w:rFonts w:cs="Times New Roman"/>
-          <w:i/>
-          <w:iCs/>
-          <w:sz w:val="28"/>
-          <w:szCs w:val="28"/>
-          <w:lang w:val="ru-RU"/>
-        </w:rPr>
-      </w:pPr>
-      <w:r>
-        <w:rPr>
-          <w:rFonts w:cs="Times New Roman"/>
-          <w:b/>
-          <w:i/>
-          <w:iCs/>
-          <w:sz w:val="28"/>
-          <w:szCs w:val="28"/>
-          <w:lang w:val="ru-RU"/>
-        </w:rPr>
-        <w:t>Какое изменение требования в этой работе должно затронуть минимальное количество классов и почему</w:t>
-      </w:r>
-    </w:p>
-    <w:p>
-      <w:pPr>
-        <w:spacing w:after="20" w:line="360" w:lineRule="auto"/>
-        <w:jc w:val="both"/>
-        <w:rPr>
-          <w:rFonts w:cs="Times New Roman"/>
-          <w:sz w:val="28"/>
-          <w:szCs w:val="28"/>
-          <w:lang w:val="ru-RU"/>
-        </w:rPr>
-      </w:pPr>
-      <w:r>
-        <w:rPr>
-          <w:rFonts w:cs="Times New Roman"/>
-          <w:sz w:val="28"/>
-          <w:szCs w:val="28"/>
-          <w:lang w:val="ru-RU"/>
-        </w:rPr>
-        <w:t>____________________________________________________________________________________________________________________________________________________</w:t>
-      </w:r>
-    </w:p>
-    <w:p>
-      <w:pPr>
-        <w:spacing w:after="20" w:line="360" w:lineRule="auto"/>
-        <w:jc w:val="both"/>
-        <w:rPr>
-          <w:rFonts w:cs="Times New Roman"/>
-          <w:sz w:val="28"/>
-          <w:szCs w:val="28"/>
-          <w:lang w:val="ru-RU"/>
-        </w:rPr>
-      </w:pPr>
-      <w:r>
-        <w:rPr>
-          <w:rFonts w:cs="Times New Roman"/>
-          <w:sz w:val="28"/>
-          <w:szCs w:val="28"/>
-          <w:lang w:val="ru-RU"/>
-        </w:rPr>
-        <w:t>__________________________________________________________________________</w:t>
-      </w:r>
-    </w:p>
-    <w:p>
-      <w:pPr>
-        <w:spacing w:after="20" w:line="360" w:lineRule="auto"/>
-        <w:jc w:val="both"/>
-        <w:rPr>
-          <w:rFonts w:cs="Times New Roman"/>
-          <w:sz w:val="28"/>
-          <w:szCs w:val="28"/>
-          <w:lang w:val="ru-RU"/>
-        </w:rPr>
-      </w:pPr>
-      <w:r>
-        <w:rPr>
-          <w:rFonts w:cs="Times New Roman"/>
-          <w:sz w:val="28"/>
-          <w:szCs w:val="28"/>
-          <w:lang w:val="ru-RU"/>
-        </w:rPr>
+        <w:lastRenderedPageBreak/>
         <w:t>__________________________________________________________________________</w:t>
       </w:r>
     </w:p>
@@ -4654,14 +6406,15 @@
         <w:rPr>
           <w:rFonts w:ascii="Times New Roman" w:hAnsi="Times New Roman" w:cs="Times New Roman"/>
           <w:color w:val="auto"/>
+          <w:lang w:val="ru-RU"/>
         </w:rPr>
       </w:pPr>
       <w:r>
         <w:rPr>
           <w:rFonts w:ascii="Times New Roman" w:hAnsi="Times New Roman" w:cs="Times New Roman"/>
           <w:color w:val="auto"/>
-        </w:rPr>
-        <w:lastRenderedPageBreak/>
+          <w:lang w:val="ru-RU"/>
+        </w:rPr>
         <w:t>1</w:t>
       </w:r>
       <w:r>
@@ -4676,6 +6429,7 @@
         <w:rPr>
           <w:rFonts w:ascii="Times New Roman" w:hAnsi="Times New Roman" w:cs="Times New Roman"/>
           <w:color w:val="auto"/>
+          <w:lang w:val="ru-RU"/>
         </w:rPr>
         <w:t>. Что необходимо сдать</w:t>
       </w:r>
@@ -4752,14 +6506,34 @@
           <w:szCs w:val="28"/>
         </w:rPr>
       </w:pPr>
-      <w:r>
-        <w:rPr>
-          <w:rFonts w:cs="Times New Roman"/>
-          <w:sz w:val="28"/>
-          <w:szCs w:val="28"/>
-        </w:rPr>
-        <w:t>обновлённую Activity-диаграмму</w:t>
-      </w:r>
+      <w:proofErr w:type="spellStart"/>
+      <w:r>
+        <w:rPr>
+          <w:rFonts w:cs="Times New Roman"/>
+          <w:sz w:val="28"/>
+          <w:szCs w:val="28"/>
+        </w:rPr>
+        <w:t>обновлённую</w:t>
+      </w:r>
+      <w:proofErr w:type="spellEnd"/>
+      <w:r>
+        <w:rPr>
+          <w:rFonts w:cs="Times New Roman"/>
+          <w:sz w:val="28"/>
+          <w:szCs w:val="28"/>
+        </w:rPr>
+        <w:t xml:space="preserve"> Activity-</w:t>
+      </w:r>
+      <w:proofErr w:type="spellStart"/>
+      <w:r>
+        <w:rPr>
+          <w:rFonts w:cs="Times New Roman"/>
+          <w:sz w:val="28"/>
+          <w:szCs w:val="28"/>
+        </w:rPr>
+        <w:t>диаграмму</w:t>
+      </w:r>
+      <w:proofErr w:type="spellEnd"/>
     </w:p>
     <w:p>
       <w:pPr>
@@ -4772,14 +6546,52 @@
           <w:szCs w:val="28"/>
         </w:rPr>
       </w:pPr>
-      <w:r>
-        <w:rPr>
-          <w:rFonts w:cs="Times New Roman"/>
-          <w:sz w:val="28"/>
-          <w:szCs w:val="28"/>
-        </w:rPr>
-        <w:t>обновлённую диаграмму классов</w:t>
-      </w:r>
+      <w:proofErr w:type="spellStart"/>
+      <w:r>
+        <w:rPr>
+          <w:rFonts w:cs="Times New Roman"/>
+          <w:sz w:val="28"/>
+          <w:szCs w:val="28"/>
+        </w:rPr>
+        <w:t>обновлённую</w:t>
+      </w:r>
+      <w:proofErr w:type="spellEnd"/>
+      <w:r>
+        <w:rPr>
+          <w:rFonts w:cs="Times New Roman"/>
+          <w:sz w:val="28"/>
+          <w:szCs w:val="28"/>
+        </w:rPr>
+        <w:t xml:space="preserve"> </w:t>
+      </w:r>
+      <w:proofErr w:type="spellStart"/>
+      <w:r>
+        <w:rPr>
+          <w:rFonts w:cs="Times New Roman"/>
+          <w:sz w:val="28"/>
+          <w:szCs w:val="28"/>
+        </w:rPr>
+        <w:t>диаграмму</w:t>
+      </w:r>
+      <w:proofErr w:type="spellEnd"/>
+      <w:r>
+        <w:rPr>
+          <w:rFonts w:cs="Times New Roman"/>
+          <w:sz w:val="28"/>
+          <w:szCs w:val="28"/>
+        </w:rPr>
+        <w:t xml:space="preserve"> </w:t>
+      </w:r>
+      <w:proofErr w:type="spellStart"/>
+      <w:r>
+        <w:rPr>
+          <w:rFonts w:cs="Times New Roman"/>
+          <w:sz w:val="28"/>
+          <w:szCs w:val="28"/>
+        </w:rPr>
+        <w:t>классов</w:t>
+      </w:r>
+      <w:proofErr w:type="spellEnd"/>
     </w:p>
     <w:p>
       <w:pPr>
@@ -4792,14 +6604,88 @@
           <w:szCs w:val="28"/>
         </w:rPr>
       </w:pPr>
-      <w:r>
-        <w:rPr>
-          <w:rFonts w:cs="Times New Roman"/>
-          <w:sz w:val="28"/>
-          <w:szCs w:val="28"/>
-        </w:rPr>
-        <w:t>заполненные собственные формулировки из задания</w:t>
-      </w:r>
+      <w:proofErr w:type="spellStart"/>
+      <w:r>
+        <w:rPr>
+          <w:rFonts w:cs="Times New Roman"/>
+          <w:sz w:val="28"/>
+          <w:szCs w:val="28"/>
+        </w:rPr>
+        <w:t>заполненные</w:t>
+      </w:r>
+      <w:proofErr w:type="spellEnd"/>
+      <w:r>
+        <w:rPr>
+          <w:rFonts w:cs="Times New Roman"/>
+          <w:sz w:val="28"/>
+          <w:szCs w:val="28"/>
+        </w:rPr>
+        <w:t xml:space="preserve"> </w:t>
+      </w:r>
+      <w:proofErr w:type="spellStart"/>
+      <w:r>
+        <w:rPr>
+          <w:rFonts w:cs="Times New Roman"/>
+          <w:sz w:val="28"/>
+          <w:szCs w:val="28"/>
+        </w:rPr>
+        <w:t>собственные</w:t>
+      </w:r>
+      <w:proofErr w:type="spellEnd"/>
+      <w:r>
+        <w:rPr>
+          <w:rFonts w:cs="Times New Roman"/>
+          <w:sz w:val="28"/>
+          <w:szCs w:val="28"/>
+        </w:rPr>
+        <w:t xml:space="preserve"> </w:t>
+      </w:r>
+      <w:proofErr w:type="spellStart"/>
+      <w:r>
+        <w:rPr>
+          <w:rFonts w:cs="Times New Roman"/>
+          <w:sz w:val="28"/>
+          <w:szCs w:val="28"/>
+        </w:rPr>
+        <w:t>формулировки</w:t>
+      </w:r>
+      <w:proofErr w:type="spellEnd"/>
+      <w:r>
+        <w:rPr>
+          <w:rFonts w:cs="Times New Roman"/>
+          <w:sz w:val="28"/>
+          <w:szCs w:val="28"/>
+        </w:rPr>
+        <w:t xml:space="preserve"> </w:t>
+      </w:r>
+      <w:proofErr w:type="spellStart"/>
+      <w:r>
+        <w:rPr>
+          <w:rFonts w:cs="Times New Roman"/>
+          <w:sz w:val="28"/>
+          <w:szCs w:val="28"/>
+        </w:rPr>
+        <w:t>из</w:t>
+      </w:r>
+      <w:proofErr w:type="spellEnd"/>
+      <w:r>
+        <w:rPr>
+          <w:rFonts w:cs="Times New Roman"/>
+          <w:sz w:val="28"/>
+          <w:szCs w:val="28"/>
+        </w:rPr>
+        <w:t xml:space="preserve"> </w:t>
+      </w:r>
+      <w:proofErr w:type="spellStart"/>
+      <w:r>
+        <w:rPr>
+          <w:rFonts w:cs="Times New Roman"/>
+          <w:sz w:val="28"/>
+          <w:szCs w:val="28"/>
+        </w:rPr>
+        <w:t>задания</w:t>
+      </w:r>
+      <w:proofErr w:type="spellEnd"/>
     </w:p>
     <w:p>
       <w:pPr>
@@ -4812,14 +6698,88 @@
           <w:szCs w:val="28"/>
         </w:rPr>
       </w:pPr>
-      <w:r>
-        <w:rPr>
-          <w:rFonts w:cs="Times New Roman"/>
-          <w:sz w:val="28"/>
-          <w:szCs w:val="28"/>
-        </w:rPr>
-        <w:t>результаты минимум пяти граничных проверок</w:t>
-      </w:r>
+      <w:proofErr w:type="spellStart"/>
+      <w:r>
+        <w:rPr>
+          <w:rFonts w:cs="Times New Roman"/>
+          <w:sz w:val="28"/>
+          <w:szCs w:val="28"/>
+        </w:rPr>
+        <w:t>результаты</w:t>
+      </w:r>
+      <w:proofErr w:type="spellEnd"/>
+      <w:r>
+        <w:rPr>
+          <w:rFonts w:cs="Times New Roman"/>
+          <w:sz w:val="28"/>
+          <w:szCs w:val="28"/>
+        </w:rPr>
+        <w:t xml:space="preserve"> </w:t>
+      </w:r>
+      <w:proofErr w:type="spellStart"/>
+      <w:r>
+        <w:rPr>
+          <w:rFonts w:cs="Times New Roman"/>
+          <w:sz w:val="28"/>
+          <w:szCs w:val="28"/>
+        </w:rPr>
+        <w:t>минимум</w:t>
+      </w:r>
+      <w:proofErr w:type="spellEnd"/>
+      <w:r>
+        <w:rPr>
+          <w:rFonts w:cs="Times New Roman"/>
+          <w:sz w:val="28"/>
+          <w:szCs w:val="28"/>
+        </w:rPr>
+        <w:t xml:space="preserve"> </w:t>
+      </w:r>
+      <w:proofErr w:type="spellStart"/>
+      <w:r>
+        <w:rPr>
+          <w:rFonts w:cs="Times New Roman"/>
+          <w:sz w:val="28"/>
+          <w:szCs w:val="28"/>
+        </w:rPr>
+        <w:t>пяти</w:t>
+      </w:r>
+      <w:proofErr w:type="spellEnd"/>
+      <w:r>
+        <w:rPr>
+          <w:rFonts w:cs="Times New Roman"/>
+          <w:sz w:val="28"/>
+          <w:szCs w:val="28"/>
+        </w:rPr>
+        <w:t xml:space="preserve"> </w:t>
+      </w:r>
+      <w:proofErr w:type="spellStart"/>
+      <w:r>
+        <w:rPr>
+          <w:rFonts w:cs="Times New Roman"/>
+          <w:sz w:val="28"/>
+          <w:szCs w:val="28"/>
+        </w:rPr>
+        <w:t>граничных</w:t>
+      </w:r>
+      <w:proofErr w:type="spellEnd"/>
+      <w:r>
+        <w:rPr>
+          <w:rFonts w:cs="Times New Roman"/>
+          <w:sz w:val="28"/>
+          <w:szCs w:val="28"/>
+        </w:rPr>
+        <w:t xml:space="preserve"> </w:t>
+      </w:r>
+      <w:proofErr w:type="spellStart"/>
+      <w:r>
+        <w:rPr>
+          <w:rFonts w:cs="Times New Roman"/>
+          <w:sz w:val="28"/>
+          <w:szCs w:val="28"/>
+        </w:rPr>
+        <w:t>проверок</w:t>
+      </w:r>
+      <w:proofErr w:type="spellEnd"/>
     </w:p>
     <w:p>
       <w:pPr>
@@ -4947,8 +6907,33 @@
           <w:rFonts w:ascii="Times New Roman" w:hAnsi="Times New Roman" w:cs="Times New Roman"/>
           <w:color w:val="auto"/>
         </w:rPr>
-        <w:t>. Критерии оценивания</w:t>
-      </w:r>
+        <w:t xml:space="preserve">. </w:t>
+      </w:r>
+      <w:proofErr w:type="spellStart"/>
+      <w:r>
+        <w:rPr>
+          <w:rFonts w:ascii="Times New Roman" w:hAnsi="Times New Roman" w:cs="Times New Roman"/>
+          <w:color w:val="auto"/>
+        </w:rPr>
+        <w:t>Критерии</w:t>
+      </w:r>
+      <w:proofErr w:type="spellEnd"/>
+      <w:r>
+        <w:rPr>
+          <w:rFonts w:ascii="Times New Roman" w:hAnsi="Times New Roman" w:cs="Times New Roman"/>
+          <w:color w:val="auto"/>
+        </w:rPr>
+        <w:t xml:space="preserve"> </w:t>
+      </w:r>
+      <w:proofErr w:type="spellStart"/>
+      <w:r>
+        <w:rPr>
+          <w:rFonts w:ascii="Times New Roman" w:hAnsi="Times New Roman" w:cs="Times New Roman"/>
+          <w:color w:val="auto"/>
+        </w:rPr>
+        <w:t>оценивания</w:t>
+      </w:r>
+      <w:proofErr w:type="spellEnd"/>
     </w:p>
     <w:tbl>
       <w:tblPr>
@@ -4983,6 +6968,7 @@
                 <w:szCs w:val="28"/>
               </w:rPr>
             </w:pPr>
+            <w:proofErr w:type="spellStart"/>
             <w:r>
               <w:rPr>
                 <w:rFonts w:cs="Times New Roman"/>
@@ -4993,6 +6979,7 @@
               </w:rPr>
               <w:t>Компонент</w:t>
             </w:r>
+            <w:proofErr w:type="spellEnd"/>
           </w:p>
         </w:tc>
         <w:tc>
@@ -5012,6 +6999,7 @@
                 <w:szCs w:val="28"/>
               </w:rPr>
             </w:pPr>
+            <w:proofErr w:type="spellStart"/>
             <w:r>
               <w:rPr>
                 <w:rFonts w:cs="Times New Roman"/>
@@ -5022,6 +7010,7 @@
               </w:rPr>
               <w:t>Вес</w:t>
             </w:r>
+            <w:proofErr w:type="spellEnd"/>
           </w:p>
         </w:tc>
         <w:tc>
@@ -5041,6 +7030,7 @@
                 <w:szCs w:val="28"/>
               </w:rPr>
             </w:pPr>
+            <w:proofErr w:type="spellStart"/>
             <w:r>
               <w:rPr>
                 <w:rFonts w:cs="Times New Roman"/>
@@ -5049,8 +7039,31 @@
                 <w:sz w:val="28"/>
                 <w:szCs w:val="28"/>
               </w:rPr>
-              <w:t>Признак завершённости</w:t>
+              <w:t>Признак</w:t>
             </w:r>
+            <w:proofErr w:type="spellEnd"/>
+            <w:r>
+              <w:rPr>
+                <w:rFonts w:cs="Times New Roman"/>
+                <w:b/>
+                <w:color w:val="FFFFFF" w:themeColor="background1"/>
+                <w:sz w:val="28"/>
+                <w:szCs w:val="28"/>
+              </w:rPr>
+              <w:t xml:space="preserve"> </w:t>
+            </w:r>
+            <w:proofErr w:type="spellStart"/>
+            <w:r>
+              <w:rPr>
+                <w:rFonts w:cs="Times New Roman"/>
+                <w:b/>
+                <w:color w:val="FFFFFF" w:themeColor="background1"/>
+                <w:sz w:val="28"/>
+                <w:szCs w:val="28"/>
+              </w:rPr>
+              <w:t>завершённости</w:t>
+            </w:r>
+            <w:proofErr w:type="spellEnd"/>
           </w:p>
         </w:tc>
       </w:tr>
@@ -5073,14 +7086,34 @@
                 <w:szCs w:val="28"/>
               </w:rPr>
             </w:pPr>
+            <w:proofErr w:type="spellStart"/>
             <w:r>
               <w:rPr>
                 <w:rFonts w:cs="Times New Roman"/>
                 <w:sz w:val="28"/>
                 <w:szCs w:val="28"/>
               </w:rPr>
-              <w:t>Корректность программы</w:t>
+              <w:t>Корректность</w:t>
             </w:r>
+            <w:proofErr w:type="spellEnd"/>
+            <w:r>
+              <w:rPr>
+                <w:rFonts w:cs="Times New Roman"/>
+                <w:sz w:val="28"/>
+                <w:szCs w:val="28"/>
+              </w:rPr>
+              <w:t xml:space="preserve"> </w:t>
+            </w:r>
+            <w:proofErr w:type="spellStart"/>
+            <w:r>
+              <w:rPr>
+                <w:rFonts w:cs="Times New Roman"/>
+                <w:sz w:val="28"/>
+                <w:szCs w:val="28"/>
+              </w:rPr>
+              <w:t>программы</w:t>
+            </w:r>
+            <w:proofErr w:type="spellEnd"/>
           </w:p>
         </w:tc>
         <w:tc>
@@ -5162,8 +7195,18 @@
                 <w:sz w:val="28"/>
                 <w:szCs w:val="28"/>
               </w:rPr>
-              <w:t>Структура кода</w:t>
+              <w:t xml:space="preserve">Структура </w:t>
             </w:r>
+            <w:proofErr w:type="spellStart"/>
+            <w:r>
+              <w:rPr>
+                <w:rFonts w:cs="Times New Roman"/>
+                <w:sz w:val="28"/>
+                <w:szCs w:val="28"/>
+              </w:rPr>
+              <w:t>кода</w:t>
+            </w:r>
+            <w:proofErr w:type="spellEnd"/>
           </w:p>
         </w:tc>
         <w:tc>
@@ -5240,6 +7283,7 @@
                 <w:szCs w:val="28"/>
               </w:rPr>
             </w:pPr>
+            <w:proofErr w:type="spellStart"/>
             <w:r>
               <w:rPr>
                 <w:rFonts w:cs="Times New Roman"/>
@@ -5248,6 +7292,7 @@
               </w:rPr>
               <w:t>Диаграммы</w:t>
             </w:r>
+            <w:proofErr w:type="spellEnd"/>
           </w:p>
         </w:tc>
         <w:tc>
@@ -5290,14 +7335,52 @@
                 <w:szCs w:val="28"/>
               </w:rPr>
             </w:pPr>
+            <w:proofErr w:type="spellStart"/>
             <w:r>
               <w:rPr>
                 <w:rFonts w:cs="Times New Roman"/>
                 <w:sz w:val="28"/>
                 <w:szCs w:val="28"/>
               </w:rPr>
-              <w:t>совпадают с фактической реализацией</w:t>
+              <w:t>совпадают</w:t>
             </w:r>
+            <w:proofErr w:type="spellEnd"/>
+            <w:r>
+              <w:rPr>
+                <w:rFonts w:cs="Times New Roman"/>
+                <w:sz w:val="28"/>
+                <w:szCs w:val="28"/>
+              </w:rPr>
+              <w:t xml:space="preserve"> с </w:t>
+            </w:r>
+            <w:proofErr w:type="spellStart"/>
+            <w:r>
+              <w:rPr>
+                <w:rFonts w:cs="Times New Roman"/>
+                <w:sz w:val="28"/>
+                <w:szCs w:val="28"/>
+              </w:rPr>
+              <w:t>фактической</w:t>
+            </w:r>
+            <w:proofErr w:type="spellEnd"/>
+            <w:r>
+              <w:rPr>
+                <w:rFonts w:cs="Times New Roman"/>
+                <w:sz w:val="28"/>
+                <w:szCs w:val="28"/>
+              </w:rPr>
+              <w:t xml:space="preserve"> </w:t>
+            </w:r>
+            <w:proofErr w:type="spellStart"/>
+            <w:r>
+              <w:rPr>
+                <w:rFonts w:cs="Times New Roman"/>
+                <w:sz w:val="28"/>
+                <w:szCs w:val="28"/>
+              </w:rPr>
+              <w:t>реализацией</w:t>
+            </w:r>
+            <w:proofErr w:type="spellEnd"/>
           </w:p>
         </w:tc>
       </w:tr>
@@ -5321,14 +7404,34 @@
                 <w:szCs w:val="28"/>
               </w:rPr>
             </w:pPr>
+            <w:proofErr w:type="spellStart"/>
             <w:r>
               <w:rPr>
                 <w:rFonts w:cs="Times New Roman"/>
                 <w:sz w:val="28"/>
                 <w:szCs w:val="28"/>
               </w:rPr>
-              <w:t>Проверки и устойчивость</w:t>
+              <w:t>Проверки</w:t>
             </w:r>
+            <w:proofErr w:type="spellEnd"/>
+            <w:r>
+              <w:rPr>
+                <w:rFonts w:cs="Times New Roman"/>
+                <w:sz w:val="28"/>
+                <w:szCs w:val="28"/>
+              </w:rPr>
+              <w:t xml:space="preserve"> и </w:t>
+            </w:r>
+            <w:proofErr w:type="spellStart"/>
+            <w:r>
+              <w:rPr>
+                <w:rFonts w:cs="Times New Roman"/>
+                <w:sz w:val="28"/>
+                <w:szCs w:val="28"/>
+              </w:rPr>
+              <w:t>устойчивость</w:t>
+            </w:r>
+            <w:proofErr w:type="spellEnd"/>
           </w:p>
         </w:tc>
         <w:tc>
@@ -5373,14 +7476,70 @@
                 <w:szCs w:val="28"/>
               </w:rPr>
             </w:pPr>
+            <w:proofErr w:type="spellStart"/>
             <w:r>
               <w:rPr>
                 <w:rFonts w:cs="Times New Roman"/>
                 <w:sz w:val="28"/>
                 <w:szCs w:val="28"/>
               </w:rPr>
-              <w:t>ошибочные данные обрабатываются предсказуемо</w:t>
+              <w:t>ошибочные</w:t>
             </w:r>
+            <w:proofErr w:type="spellEnd"/>
+            <w:r>
+              <w:rPr>
+                <w:rFonts w:cs="Times New Roman"/>
+                <w:sz w:val="28"/>
+                <w:szCs w:val="28"/>
+              </w:rPr>
+              <w:t xml:space="preserve"> </w:t>
+            </w:r>
+            <w:proofErr w:type="spellStart"/>
+            <w:r>
+              <w:rPr>
+                <w:rFonts w:cs="Times New Roman"/>
+                <w:sz w:val="28"/>
+                <w:szCs w:val="28"/>
+              </w:rPr>
+              <w:t>данные</w:t>
+            </w:r>
+            <w:proofErr w:type="spellEnd"/>
+            <w:r>
+              <w:rPr>
+                <w:rFonts w:cs="Times New Roman"/>
+                <w:sz w:val="28"/>
+                <w:szCs w:val="28"/>
+              </w:rPr>
+              <w:t xml:space="preserve"> </w:t>
+            </w:r>
+            <w:proofErr w:type="spellStart"/>
+            <w:r>
+              <w:rPr>
+                <w:rFonts w:cs="Times New Roman"/>
+                <w:sz w:val="28"/>
+                <w:szCs w:val="28"/>
+              </w:rPr>
+              <w:t>обрабатываются</w:t>
+            </w:r>
+            <w:proofErr w:type="spellEnd"/>
+            <w:r>
+              <w:rPr>
+                <w:rFonts w:cs="Times New Roman"/>
+                <w:sz w:val="28"/>
+                <w:szCs w:val="28"/>
+              </w:rPr>
+              <w:t xml:space="preserve"> </w:t>
+            </w:r>
+            <w:proofErr w:type="spellStart"/>
+            <w:r>
+              <w:rPr>
+                <w:rFonts w:cs="Times New Roman"/>
+                <w:sz w:val="28"/>
+                <w:szCs w:val="28"/>
+              </w:rPr>
+              <w:t>предсказуемо</w:t>
+            </w:r>
+            <w:proofErr w:type="spellEnd"/>
           </w:p>
         </w:tc>
       </w:tr>
@@ -5403,14 +7562,52 @@
                 <w:szCs w:val="28"/>
               </w:rPr>
             </w:pPr>
+            <w:proofErr w:type="spellStart"/>
             <w:r>
               <w:rPr>
                 <w:rFonts w:cs="Times New Roman"/>
                 <w:sz w:val="28"/>
                 <w:szCs w:val="28"/>
               </w:rPr>
-              <w:t>Собственные объяснения и защита</w:t>
+              <w:t>Собственные</w:t>
             </w:r>
+            <w:proofErr w:type="spellEnd"/>
+            <w:r>
+              <w:rPr>
+                <w:rFonts w:cs="Times New Roman"/>
+                <w:sz w:val="28"/>
+                <w:szCs w:val="28"/>
+              </w:rPr>
+              <w:t xml:space="preserve"> </w:t>
+            </w:r>
+            <w:proofErr w:type="spellStart"/>
+            <w:r>
+              <w:rPr>
+                <w:rFonts w:cs="Times New Roman"/>
+                <w:sz w:val="28"/>
+                <w:szCs w:val="28"/>
+              </w:rPr>
+              <w:t>объяснения</w:t>
+            </w:r>
+            <w:proofErr w:type="spellEnd"/>
+            <w:r>
+              <w:rPr>
+                <w:rFonts w:cs="Times New Roman"/>
+                <w:sz w:val="28"/>
+                <w:szCs w:val="28"/>
+              </w:rPr>
+              <w:t xml:space="preserve"> и </w:t>
+            </w:r>
+            <w:proofErr w:type="spellStart"/>
+            <w:r>
+              <w:rPr>
+                <w:rFonts w:cs="Times New Roman"/>
+                <w:sz w:val="28"/>
+                <w:szCs w:val="28"/>
+              </w:rPr>
+              <w:t>защита</w:t>
+            </w:r>
+            <w:proofErr w:type="spellEnd"/>
           </w:p>
         </w:tc>
         <w:tc>
@@ -5484,6 +7681,7 @@
           <w:color w:val="auto"/>
           <w:lang w:val="ru-RU"/>
         </w:rPr>
+        <w:lastRenderedPageBreak/>
         <w:t>1</w:t>
       </w:r>
       <w:r>
@@ -5566,7 +7764,8 @@
           <w:szCs w:val="28"/>
         </w:rPr>
       </w:pPr>
-      <w:hyperlink r:id="rId10">
+      <w:hyperlink r:id="rId12">
+        <w:proofErr w:type="spellStart"/>
         <w:r>
           <w:rPr>
             <w:rFonts w:cs="Times New Roman"/>
@@ -5574,7 +7773,17 @@
             <w:szCs w:val="28"/>
             <w:u w:val="single"/>
           </w:rPr>
-          <w:t>Спецификация Java SE 25</w:t>
+          <w:t>Спецификация</w:t>
+        </w:r>
+        <w:proofErr w:type="spellEnd"/>
+        <w:r>
+          <w:rPr>
+            <w:rFonts w:cs="Times New Roman"/>
+            <w:sz w:val="28"/>
+            <w:szCs w:val="28"/>
+            <w:u w:val="single"/>
+          </w:rPr>
+          <w:t xml:space="preserve"> Java SE 25</w:t>
         </w:r>
       </w:hyperlink>
     </w:p>
@@ -5594,7 +7803,8 @@
           <w:szCs w:val="28"/>
         </w:rPr>
       </w:pPr>
-      <w:hyperlink r:id="rId11">
+      <w:hyperlink r:id="rId13">
+        <w:proofErr w:type="spellStart"/>
         <w:r>
           <w:rPr>
             <w:rFonts w:cs="Times New Roman"/>
@@ -5602,7 +7812,37 @@
             <w:szCs w:val="28"/>
             <w:u w:val="single"/>
           </w:rPr>
-          <w:t>Учебные материалы Java Language Basics</w:t>
+          <w:t>Учебные</w:t>
+        </w:r>
+        <w:proofErr w:type="spellEnd"/>
+        <w:r>
+          <w:rPr>
+            <w:rFonts w:cs="Times New Roman"/>
+            <w:sz w:val="28"/>
+            <w:szCs w:val="28"/>
+            <w:u w:val="single"/>
+          </w:rPr>
+          <w:t xml:space="preserve"> </w:t>
+        </w:r>
+        <w:proofErr w:type="spellStart"/>
+        <w:r>
+          <w:rPr>
+            <w:rFonts w:cs="Times New Roman"/>
+            <w:sz w:val="28"/>
+            <w:szCs w:val="28"/>
+            <w:u w:val="single"/>
+          </w:rPr>
+          <w:t>материалы</w:t>
+        </w:r>
+        <w:proofErr w:type="spellEnd"/>
+        <w:r>
+          <w:rPr>
+            <w:rFonts w:cs="Times New Roman"/>
+            <w:sz w:val="28"/>
+            <w:szCs w:val="28"/>
+            <w:u w:val="single"/>
+          </w:rPr>
+          <w:t xml:space="preserve"> Java Language Basics</w:t>
         </w:r>
       </w:hyperlink>
     </w:p>
@@ -5622,7 +7862,8 @@
           <w:szCs w:val="28"/>
         </w:rPr>
       </w:pPr>
-      <w:hyperlink r:id="rId12">
+      <w:hyperlink r:id="rId14">
+        <w:proofErr w:type="spellStart"/>
         <w:r>
           <w:rPr>
             <w:rFonts w:cs="Times New Roman"/>
@@ -5630,7 +7871,37 @@
             <w:szCs w:val="28"/>
             <w:u w:val="single"/>
           </w:rPr>
-          <w:t>Классы и объекты Java</w:t>
+          <w:t>Классы</w:t>
+        </w:r>
+        <w:proofErr w:type="spellEnd"/>
+        <w:r>
+          <w:rPr>
+            <w:rFonts w:cs="Times New Roman"/>
+            <w:sz w:val="28"/>
+            <w:szCs w:val="28"/>
+            <w:u w:val="single"/>
+          </w:rPr>
+          <w:t xml:space="preserve"> и </w:t>
+        </w:r>
+        <w:proofErr w:type="spellStart"/>
+        <w:r>
+          <w:rPr>
+            <w:rFonts w:cs="Times New Roman"/>
+            <w:sz w:val="28"/>
+            <w:szCs w:val="28"/>
+            <w:u w:val="single"/>
+          </w:rPr>
+          <w:t>объекты</w:t>
+        </w:r>
+        <w:proofErr w:type="spellEnd"/>
+        <w:r>
+          <w:rPr>
+            <w:rFonts w:cs="Times New Roman"/>
+            <w:sz w:val="28"/>
+            <w:szCs w:val="28"/>
+            <w:u w:val="single"/>
+          </w:rPr>
+          <w:t xml:space="preserve"> Java</w:t>
         </w:r>
       </w:hyperlink>
     </w:p>
@@ -5650,7 +7921,7 @@
           <w:szCs w:val="28"/>
         </w:rPr>
       </w:pPr>
-      <w:hyperlink r:id="rId13">
+      <w:hyperlink r:id="rId15">
         <w:r>
           <w:rPr>
             <w:rFonts w:cs="Times New Roman"/>
@@ -5658,8 +7929,39 @@
             <w:szCs w:val="28"/>
             <w:u w:val="single"/>
           </w:rPr>
-          <w:t>ООП, интерфейсы и наследование</w:t>
+          <w:t xml:space="preserve">ООП, </w:t>
         </w:r>
+        <w:proofErr w:type="spellStart"/>
+        <w:r>
+          <w:rPr>
+            <w:rFonts w:cs="Times New Roman"/>
+            <w:sz w:val="28"/>
+            <w:szCs w:val="28"/>
+            <w:u w:val="single"/>
+          </w:rPr>
+          <w:t>интерфейсы</w:t>
+        </w:r>
+        <w:proofErr w:type="spellEnd"/>
+        <w:r>
+          <w:rPr>
+            <w:rFonts w:cs="Times New Roman"/>
+            <w:sz w:val="28"/>
+            <w:szCs w:val="28"/>
+            <w:u w:val="single"/>
+          </w:rPr>
+          <w:t xml:space="preserve"> и </w:t>
+        </w:r>
+        <w:proofErr w:type="spellStart"/>
+        <w:r>
+          <w:rPr>
+            <w:rFonts w:cs="Times New Roman"/>
+            <w:sz w:val="28"/>
+            <w:szCs w:val="28"/>
+            <w:u w:val="single"/>
+          </w:rPr>
+          <w:t>наследование</w:t>
+        </w:r>
+        <w:proofErr w:type="spellEnd"/>
       </w:hyperlink>
     </w:p>
     <w:sectPr>
